--- a/FIAP - CHALLENGE ORACLE BD.docx
+++ b/FIAP - CHALLENGE ORACLE BD.docx
@@ -275,15 +275,8 @@
         <w:pStyle w:val="Ttulo1"/>
         <w:ind w:right="2"/>
       </w:pPr>
-      <w:proofErr w:type="spellStart"/>
-      <w:proofErr w:type="gramStart"/>
-      <w:r>
-        <w:t>Av.Paulista</w:t>
-      </w:r>
-      <w:proofErr w:type="spellEnd"/>
-      <w:proofErr w:type="gramEnd"/>
-      <w:r>
-        <w:t xml:space="preserve"> 2025 </w:t>
+      <w:r>
+        <w:t xml:space="preserve">Av.Paulista 2025 </w:t>
       </w:r>
     </w:p>
     <w:p/>
@@ -368,23 +361,7 @@
           <w:b/>
           <w:sz w:val="36"/>
         </w:rPr>
-        <w:t xml:space="preserve">CHALLENGE </w:t>
-      </w:r>
-      <w:proofErr w:type="gramStart"/>
-      <w:r>
-        <w:rPr>
-          <w:b/>
-          <w:sz w:val="36"/>
-        </w:rPr>
-        <w:t>ORACLE  ORANGE</w:t>
-      </w:r>
-      <w:proofErr w:type="gramEnd"/>
-      <w:r>
-        <w:rPr>
-          <w:b/>
-          <w:sz w:val="36"/>
-        </w:rPr>
-        <w:t xml:space="preserve"> ROUTE </w:t>
+        <w:t xml:space="preserve">CHALLENGE ORACLE  ORANGE ROUTE </w:t>
       </w:r>
     </w:p>
     <w:p>
@@ -491,21 +468,12 @@
         <w:ind w:right="-14"/>
         <w:jc w:val="right"/>
       </w:pPr>
-      <w:proofErr w:type="spellStart"/>
       <w:r>
         <w:rPr>
           <w:b/>
           <w:sz w:val="36"/>
         </w:rPr>
-        <w:t>Prof</w:t>
-      </w:r>
-      <w:proofErr w:type="spellEnd"/>
-      <w:r>
-        <w:rPr>
-          <w:b/>
-          <w:sz w:val="36"/>
-        </w:rPr>
-        <w:t xml:space="preserve">: Virgílio Valério dos Santos </w:t>
+        <w:t xml:space="preserve">Prof: Virgílio Valério dos Santos </w:t>
       </w:r>
     </w:p>
     <w:p>
@@ -598,23 +566,12 @@
         <w:ind w:right="2"/>
         <w:jc w:val="center"/>
       </w:pPr>
-      <w:proofErr w:type="spellStart"/>
-      <w:proofErr w:type="gramStart"/>
       <w:r>
         <w:rPr>
           <w:b/>
           <w:sz w:val="36"/>
         </w:rPr>
-        <w:t>Av.Paulista</w:t>
-      </w:r>
-      <w:proofErr w:type="spellEnd"/>
-      <w:proofErr w:type="gramEnd"/>
-      <w:r>
-        <w:rPr>
-          <w:b/>
-          <w:sz w:val="36"/>
-        </w:rPr>
-        <w:t xml:space="preserve"> 2025 </w:t>
+        <w:t xml:space="preserve">Av.Paulista 2025 </w:t>
       </w:r>
     </w:p>
     <w:p>
@@ -634,87 +591,7 @@
         <w:ind w:left="-15" w:right="-11" w:firstLine="708"/>
       </w:pPr>
       <w:r>
-        <w:t xml:space="preserve">A </w:t>
-      </w:r>
-      <w:proofErr w:type="spellStart"/>
-      <w:r>
-        <w:t>OrangeRoute</w:t>
-      </w:r>
-      <w:proofErr w:type="spellEnd"/>
-      <w:r>
-        <w:t xml:space="preserve"> é uma aplicação desenvolvida em Java com Spring Boot e banco de dados Oracle, criada para auxiliar pessoas na escolha e acompanhamento de trilhas de carreira na área de tecnologia. A proposta surgiu da necessidade de orientar estudantes e profissionais na identificação de suas áreas de interesse, oferecendo uma plataforma interativa que permite acompanhar conteúdos de estudo e interagir com a comunidade. O sistema segue uma arquitetura em camadas (</w:t>
-      </w:r>
-      <w:proofErr w:type="spellStart"/>
-      <w:r>
-        <w:t>Entity</w:t>
-      </w:r>
-      <w:proofErr w:type="spellEnd"/>
-      <w:r>
-        <w:t xml:space="preserve">, DTO, </w:t>
-      </w:r>
-      <w:proofErr w:type="spellStart"/>
-      <w:r>
-        <w:t>Repository</w:t>
-      </w:r>
-      <w:proofErr w:type="spellEnd"/>
-      <w:r>
-        <w:t xml:space="preserve">, Service e </w:t>
-      </w:r>
-      <w:proofErr w:type="spellStart"/>
-      <w:r>
-        <w:t>Controller</w:t>
-      </w:r>
-      <w:proofErr w:type="spellEnd"/>
-      <w:r>
-        <w:t xml:space="preserve">) e expõe uma API </w:t>
-      </w:r>
-      <w:proofErr w:type="spellStart"/>
-      <w:r>
-        <w:t>RESTful</w:t>
-      </w:r>
-      <w:proofErr w:type="spellEnd"/>
-      <w:r>
-        <w:t xml:space="preserve"> evoluída até o nível de maturidade 3 de Leonard Richardson, com suporte a HATEOAS para navegação dinâmica entre os recursos. Utiliza tecnologias como Java 17, Spring Boot, Spring Data JPA/</w:t>
-      </w:r>
-      <w:proofErr w:type="spellStart"/>
-      <w:r>
-        <w:t>Hibernate</w:t>
-      </w:r>
-      <w:proofErr w:type="spellEnd"/>
-      <w:r>
-        <w:t xml:space="preserve">, Oracle </w:t>
-      </w:r>
-      <w:proofErr w:type="spellStart"/>
-      <w:r>
-        <w:t>Database</w:t>
-      </w:r>
-      <w:proofErr w:type="spellEnd"/>
-      <w:r>
-        <w:t xml:space="preserve">, </w:t>
-      </w:r>
-      <w:proofErr w:type="spellStart"/>
-      <w:r>
-        <w:t>Postman</w:t>
-      </w:r>
-      <w:proofErr w:type="spellEnd"/>
-      <w:r>
-        <w:t>/</w:t>
-      </w:r>
-      <w:proofErr w:type="spellStart"/>
-      <w:r>
-        <w:t>Insomnia</w:t>
-      </w:r>
-      <w:proofErr w:type="spellEnd"/>
-      <w:r>
-        <w:t xml:space="preserve"> e GitHub, garantindo integração, testes e versionamento contínuo. Seu diferencial está em unir orientação profissional com interatividade, permitindo que usuários comentem, </w:t>
-      </w:r>
-      <w:proofErr w:type="spellStart"/>
-      <w:r>
-        <w:t>favoritem</w:t>
-      </w:r>
-      <w:proofErr w:type="spellEnd"/>
-      <w:r>
-        <w:t xml:space="preserve"> e compartilhem trilhas de aprendizado. O público-alvo inclui estudantes e iniciantes em TI, profissionais em transição de carreira e instituições de ensino que buscam apoiar seus alunos na escolha de caminhos profissionais. A aplicação oferece trilhas organizadas por nível e área, recursos de interação social e feedbacks visuais sobre as principais tendências e demandas do mercado tecnológico.</w:t>
+        <w:t>A OrangeRoute é uma aplicação desenvolvida em Java com Spring Boot e banco de dados Oracle, criada para auxiliar pessoas na escolha e acompanhamento de trilhas de carreira na área de tecnologia. A proposta surgiu da necessidade de orientar estudantes e profissionais na identificação de suas áreas de interesse, oferecendo uma plataforma interativa que permite acompanhar conteúdos de estudo e interagir com a comunidade. O sistema segue uma arquitetura em camadas (Entity, DTO, Repository, Service e Controller) e expõe uma API RESTful evoluída até o nível de maturidade 3 de Leonard Richardson, com suporte a HATEOAS para navegação dinâmica entre os recursos. Utiliza tecnologias como Java 17, Spring Boot, Spring Data JPA/Hibernate, Oracle Database, Postman/Insomnia e GitHub, garantindo integração, testes e versionamento contínuo. Seu diferencial está em unir orientação profissional com interatividade, permitindo que usuários comentem, favoritem e compartilhem trilhas de aprendizado. O público-alvo inclui estudantes e iniciantes em TI, profissionais em transição de carreira e instituições de ensino que buscam apoiar seus alunos na escolha de caminhos profissionais. A aplicação oferece trilhas organizadas por nível e área, recursos de interação social e feedbacks visuais sobre as principais tendências e demandas do mercado tecnológico.</w:t>
       </w:r>
       <w:r>
         <w:rPr>
@@ -923,30 +800,14 @@
           <w:b/>
           <w:sz w:val="32"/>
         </w:rPr>
-        <w:t xml:space="preserve">MODELO </w:t>
-      </w:r>
-      <w:proofErr w:type="gramStart"/>
-      <w:r>
-        <w:rPr>
-          <w:b/>
-          <w:sz w:val="32"/>
-        </w:rPr>
-        <w:t xml:space="preserve">MER  </w:t>
-      </w:r>
-      <w:r>
-        <w:rPr>
-          <w:b/>
-          <w:sz w:val="32"/>
-        </w:rPr>
-        <w:tab/>
-      </w:r>
-      <w:proofErr w:type="gramEnd"/>
-      <w:r>
-        <w:rPr>
-          <w:b/>
-          <w:sz w:val="32"/>
-        </w:rPr>
-        <w:t xml:space="preserve"> </w:t>
+        <w:t xml:space="preserve">MODELO MER  </w:t>
+      </w:r>
+      <w:r>
+        <w:rPr>
+          <w:b/>
+          <w:sz w:val="32"/>
+        </w:rPr>
+        <w:tab/>
       </w:r>
       <w:r>
         <w:rPr>
@@ -1487,7 +1348,6 @@
         <w:ind w:left="-15" w:firstLine="0"/>
         <w:jc w:val="left"/>
       </w:pPr>
-      <w:proofErr w:type="gramStart"/>
       <w:r>
         <w:rPr>
           <w:b/>
@@ -1501,13 +1361,6 @@
           <w:sz w:val="32"/>
         </w:rPr>
         <w:tab/>
-      </w:r>
-      <w:proofErr w:type="gramEnd"/>
-      <w:r>
-        <w:rPr>
-          <w:b/>
-          <w:sz w:val="32"/>
-        </w:rPr>
         <w:t xml:space="preserve"> </w:t>
       </w:r>
       <w:r>
@@ -1691,29 +1544,14 @@
           <w:b/>
           <w:sz w:val="32"/>
         </w:rPr>
-        <w:t xml:space="preserve">PREFIXO </w:t>
-      </w:r>
-      <w:proofErr w:type="gramStart"/>
-      <w:r>
-        <w:rPr>
-          <w:b/>
-          <w:sz w:val="32"/>
-        </w:rPr>
-        <w:t xml:space="preserve">ATRIBUTOS  </w:t>
-      </w:r>
-      <w:r>
-        <w:rPr>
-          <w:b/>
-          <w:sz w:val="32"/>
-        </w:rPr>
-        <w:tab/>
-      </w:r>
-      <w:proofErr w:type="gramEnd"/>
-      <w:r>
-        <w:rPr>
-          <w:b/>
-          <w:sz w:val="32"/>
-        </w:rPr>
+        <w:t xml:space="preserve">PREFIXO ATRIBUTOS  </w:t>
+      </w:r>
+      <w:r>
+        <w:rPr>
+          <w:b/>
+          <w:sz w:val="32"/>
+        </w:rPr>
+        <w:tab/>
         <w:t xml:space="preserve"> </w:t>
       </w:r>
       <w:r>
@@ -2223,13 +2061,8 @@
               <w:ind w:left="2" w:firstLine="0"/>
               <w:jc w:val="left"/>
             </w:pPr>
-            <w:proofErr w:type="spellStart"/>
-            <w:r>
-              <w:t>Id_usuario</w:t>
-            </w:r>
-            <w:proofErr w:type="spellEnd"/>
-            <w:r>
-              <w:t xml:space="preserve"> </w:t>
+            <w:r>
+              <w:t xml:space="preserve">Id_usuario </w:t>
             </w:r>
           </w:p>
         </w:tc>
@@ -2321,13 +2154,8 @@
               <w:ind w:left="2" w:firstLine="0"/>
               <w:jc w:val="left"/>
             </w:pPr>
-            <w:proofErr w:type="spellStart"/>
-            <w:r>
-              <w:t>Email</w:t>
-            </w:r>
-            <w:proofErr w:type="spellEnd"/>
-            <w:r>
-              <w:t xml:space="preserve"> </w:t>
+            <w:r>
+              <w:t xml:space="preserve">Email </w:t>
             </w:r>
           </w:p>
         </w:tc>
@@ -2441,15 +2269,7 @@
               <w:jc w:val="left"/>
             </w:pPr>
             <w:r>
-              <w:t xml:space="preserve">Guarda o BLOB a foto do </w:t>
-            </w:r>
-            <w:proofErr w:type="spellStart"/>
-            <w:r>
-              <w:t>usuario</w:t>
-            </w:r>
-            <w:proofErr w:type="spellEnd"/>
-            <w:r>
-              <w:t xml:space="preserve"> </w:t>
+              <w:t xml:space="preserve">Guarda o BLOB a foto do usuario </w:t>
             </w:r>
           </w:p>
         </w:tc>
@@ -2475,15 +2295,7 @@
               <w:jc w:val="left"/>
             </w:pPr>
             <w:r>
-              <w:t xml:space="preserve">Ativo </w:t>
-            </w:r>
-            <w:proofErr w:type="spellStart"/>
-            <w:r>
-              <w:t>Usuario</w:t>
-            </w:r>
-            <w:proofErr w:type="spellEnd"/>
-            <w:r>
-              <w:t xml:space="preserve"> </w:t>
+              <w:t xml:space="preserve">Ativo Usuario </w:t>
             </w:r>
           </w:p>
         </w:tc>
@@ -2503,15 +2315,7 @@
               <w:ind w:left="0" w:firstLine="0"/>
             </w:pPr>
             <w:r>
-              <w:t xml:space="preserve">Salvar um valor booleano para poder controlar os </w:t>
-            </w:r>
-            <w:proofErr w:type="spellStart"/>
-            <w:r>
-              <w:t>usuarios</w:t>
-            </w:r>
-            <w:proofErr w:type="spellEnd"/>
-            <w:r>
-              <w:t xml:space="preserve">. </w:t>
+              <w:t xml:space="preserve">Salvar um valor booleano para poder controlar os usuarios. </w:t>
             </w:r>
           </w:p>
         </w:tc>
@@ -2536,13 +2340,8 @@
               <w:ind w:left="2" w:firstLine="0"/>
               <w:jc w:val="left"/>
             </w:pPr>
-            <w:proofErr w:type="spellStart"/>
-            <w:r>
-              <w:t>Tipo_usuario</w:t>
-            </w:r>
-            <w:proofErr w:type="spellEnd"/>
-            <w:r>
-              <w:t xml:space="preserve"> </w:t>
+            <w:r>
+              <w:t xml:space="preserve">Tipo_usuario </w:t>
             </w:r>
           </w:p>
         </w:tc>
@@ -2647,13 +2446,8 @@
               <w:ind w:left="2" w:firstLine="0"/>
               <w:jc w:val="left"/>
             </w:pPr>
-            <w:proofErr w:type="spellStart"/>
-            <w:r>
-              <w:t>Id_tipo_usuario</w:t>
-            </w:r>
-            <w:proofErr w:type="spellEnd"/>
-            <w:r>
-              <w:t xml:space="preserve"> </w:t>
+            <w:r>
+              <w:t xml:space="preserve">Id_tipo_usuario </w:t>
             </w:r>
           </w:p>
         </w:tc>
@@ -2719,23 +2513,7 @@
               <w:ind w:left="0" w:right="63" w:firstLine="0"/>
             </w:pPr>
             <w:r>
-              <w:t xml:space="preserve">Aqui preenchemos </w:t>
-            </w:r>
-            <w:proofErr w:type="spellStart"/>
-            <w:r>
-              <w:t>so</w:t>
-            </w:r>
-            <w:proofErr w:type="spellEnd"/>
-            <w:r>
-              <w:t xml:space="preserve"> com dois valores, admin e user, para </w:t>
-            </w:r>
-            <w:proofErr w:type="spellStart"/>
-            <w:r>
-              <w:t>sere</w:t>
-            </w:r>
-            <w:proofErr w:type="spellEnd"/>
-            <w:r>
-              <w:t xml:space="preserve">, selecionados pelo front. </w:t>
+              <w:t xml:space="preserve">Aqui preenchemos so com dois valores, admin e user, para sere, selecionados pelo front. </w:t>
             </w:r>
           </w:p>
         </w:tc>
@@ -2772,15 +2550,7 @@
         <w:ind w:left="-5" w:right="-11"/>
       </w:pPr>
       <w:r>
-        <w:t xml:space="preserve"> Criada para identificar as matérias favoritas do usuário dentro das </w:t>
-      </w:r>
-      <w:proofErr w:type="spellStart"/>
-      <w:r>
-        <w:t>tags</w:t>
-      </w:r>
-      <w:proofErr w:type="spellEnd"/>
-      <w:r>
-        <w:t xml:space="preserve"> e matérias que estarão do programa.    </w:t>
+        <w:t xml:space="preserve"> Criada para identificar as matérias favoritas do usuário dentro das tags e matérias que estarão do programa.    </w:t>
       </w:r>
     </w:p>
     <w:p>
@@ -2833,13 +2603,8 @@
               <w:ind w:left="2" w:firstLine="0"/>
               <w:jc w:val="left"/>
             </w:pPr>
-            <w:proofErr w:type="spellStart"/>
-            <w:r>
-              <w:t>Id_favoritos</w:t>
-            </w:r>
-            <w:proofErr w:type="spellEnd"/>
-            <w:r>
-              <w:t xml:space="preserve">  </w:t>
+            <w:r>
+              <w:t xml:space="preserve">Id_favoritos  </w:t>
             </w:r>
           </w:p>
         </w:tc>
@@ -2944,13 +2709,8 @@
               <w:ind w:left="2" w:firstLine="0"/>
               <w:jc w:val="left"/>
             </w:pPr>
-            <w:proofErr w:type="spellStart"/>
-            <w:r>
-              <w:t>Id_trilha_de_carreira</w:t>
-            </w:r>
-            <w:proofErr w:type="spellEnd"/>
-            <w:r>
-              <w:t xml:space="preserve"> </w:t>
+            <w:r>
+              <w:t xml:space="preserve">Id_trilha_de_carreira </w:t>
             </w:r>
           </w:p>
         </w:tc>
@@ -3100,13 +2860,8 @@
               <w:ind w:left="2" w:firstLine="0"/>
               <w:jc w:val="left"/>
             </w:pPr>
-            <w:proofErr w:type="spellStart"/>
-            <w:r>
-              <w:t>Id_comentario</w:t>
-            </w:r>
-            <w:proofErr w:type="spellEnd"/>
-            <w:r>
-              <w:t xml:space="preserve"> </w:t>
+            <w:r>
+              <w:t xml:space="preserve">Id_comentario </w:t>
             </w:r>
           </w:p>
         </w:tc>
@@ -3151,13 +2906,8 @@
               <w:ind w:left="2" w:firstLine="0"/>
               <w:jc w:val="left"/>
             </w:pPr>
-            <w:proofErr w:type="spellStart"/>
-            <w:r>
-              <w:t>Conteudo</w:t>
-            </w:r>
-            <w:proofErr w:type="spellEnd"/>
-            <w:r>
-              <w:t xml:space="preserve"> </w:t>
+            <w:r>
+              <w:t xml:space="preserve">Conteudo </w:t>
             </w:r>
           </w:p>
         </w:tc>
@@ -3249,15 +2999,7 @@
         <w:ind w:left="-5" w:right="-11"/>
       </w:pPr>
       <w:r>
-        <w:t xml:space="preserve"> Haverá </w:t>
-      </w:r>
-      <w:proofErr w:type="spellStart"/>
-      <w:r>
-        <w:t>tags</w:t>
-      </w:r>
-      <w:proofErr w:type="spellEnd"/>
-      <w:r>
-        <w:t xml:space="preserve"> que vão ajudar ao usuário identificar quais cursos ou áreas da programação ele mais se identifica. </w:t>
+        <w:t xml:space="preserve"> Haverá tags que vão ajudar ao usuário identificar quais cursos ou áreas da programação ele mais se identifica. </w:t>
       </w:r>
     </w:p>
     <w:tbl>
@@ -3296,13 +3038,8 @@
               <w:ind w:left="2" w:firstLine="0"/>
               <w:jc w:val="left"/>
             </w:pPr>
-            <w:proofErr w:type="spellStart"/>
-            <w:r>
-              <w:t>Id_avaliacao</w:t>
-            </w:r>
-            <w:proofErr w:type="spellEnd"/>
-            <w:r>
-              <w:t xml:space="preserve"> </w:t>
+            <w:r>
+              <w:t xml:space="preserve">Id_avaliacao </w:t>
             </w:r>
           </w:p>
         </w:tc>
@@ -3444,19 +3181,11 @@
               <w:ind w:left="108" w:firstLine="0"/>
               <w:jc w:val="left"/>
             </w:pPr>
-            <w:proofErr w:type="spellStart"/>
             <w:r>
               <w:rPr>
                 <w:sz w:val="32"/>
               </w:rPr>
-              <w:t>Id_tag</w:t>
-            </w:r>
-            <w:proofErr w:type="spellEnd"/>
-            <w:r>
-              <w:rPr>
-                <w:sz w:val="32"/>
-              </w:rPr>
-              <w:t xml:space="preserve"> </w:t>
+              <w:t xml:space="preserve">Id_tag </w:t>
             </w:r>
           </w:p>
         </w:tc>
@@ -3994,14 +3723,12 @@
       <w:r>
         <w:t xml:space="preserve"> e </w:t>
       </w:r>
-      <w:proofErr w:type="spellStart"/>
       <w:r>
         <w:rPr>
           <w:i/>
         </w:rPr>
         <w:t>data_criação</w:t>
       </w:r>
-      <w:proofErr w:type="spellEnd"/>
       <w:r>
         <w:t xml:space="preserve">, e adicionados os campos </w:t>
       </w:r>
@@ -4014,14 +3741,12 @@
       <w:r>
         <w:t xml:space="preserve"> e </w:t>
       </w:r>
-      <w:proofErr w:type="spellStart"/>
       <w:r>
         <w:rPr>
           <w:i/>
         </w:rPr>
         <w:t>at_usuario</w:t>
       </w:r>
-      <w:proofErr w:type="spellEnd"/>
       <w:r>
         <w:t xml:space="preserve">. Já na tabela </w:t>
       </w:r>
@@ -4034,14 +3759,12 @@
       <w:r>
         <w:t xml:space="preserve">, foi incluído o atributo </w:t>
       </w:r>
-      <w:proofErr w:type="spellStart"/>
       <w:r>
         <w:rPr>
           <w:i/>
         </w:rPr>
         <w:t>at_comentario</w:t>
       </w:r>
-      <w:proofErr w:type="spellEnd"/>
       <w:r>
         <w:t xml:space="preserve">, enquanto a nova tabela </w:t>
       </w:r>
@@ -4054,14 +3777,12 @@
       <w:r>
         <w:t xml:space="preserve"> foi criada para complementar o conteúdo de </w:t>
       </w:r>
-      <w:proofErr w:type="spellStart"/>
       <w:r>
         <w:rPr>
           <w:b/>
         </w:rPr>
         <w:t>trilha_carreira</w:t>
       </w:r>
-      <w:proofErr w:type="spellEnd"/>
       <w:r>
         <w:t xml:space="preserve">. Seguindo as boas práticas de modelagem de dados, os nomes dos atributos foram revisados e padronizados com prefixos adequados. As descrições detalhadas de cada campo estão apresentadas nas tabelas a seguir. O foco principal desta etapa foi ajustar os relacionamentos e atributos, garantindo a coerência e o alinhamento com os requisitos do projeto e da entidade </w:t>
       </w:r>
@@ -4081,15 +3802,16 @@
         <w:ind w:left="-15" w:right="-11" w:firstLine="708"/>
       </w:pPr>
       <w:r>
-        <w:t xml:space="preserve">Está terceira entrega foram implementados os seguintes métodos para as funcionalidades da ORACLE, quatro funções, duas procedures e trigger para fazer a auditoria do banco de dados. Todos esses métodos serão mostrados nos vídeos que vão estar descritos nos </w:t>
-      </w:r>
-      <w:proofErr w:type="spellStart"/>
-      <w:r>
-        <w:t>LINKs</w:t>
-      </w:r>
-      <w:proofErr w:type="spellEnd"/>
-      <w:r>
-        <w:t>.</w:t>
+        <w:t>Está terceira entrega foram implementados os seguintes métodos para as funcionalidades da ORACLE, quatro funções, duas procedures e trigger para fazer a auditoria do banco de dados. Todos esses métodos serão mostrados nos vídeos que vão estar descritos nos LINKs.</w:t>
+      </w:r>
+    </w:p>
+    <w:p>
+      <w:pPr>
+        <w:spacing w:after="199"/>
+        <w:ind w:left="-15" w:right="-11" w:firstLine="708"/>
+      </w:pPr>
+      <w:r>
+        <w:t xml:space="preserve">Para os fins dos teste estará disponibilizado o repositório para executar os endpoints para do back end. </w:t>
       </w:r>
     </w:p>
     <w:p>
@@ -4232,6 +3954,7 @@
         <w:rPr>
           <w:sz w:val="32"/>
         </w:rPr>
+        <w:lastRenderedPageBreak/>
         <w:t xml:space="preserve"> </w:t>
       </w:r>
     </w:p>
@@ -4259,7 +3982,6 @@
           <w:b/>
           <w:sz w:val="32"/>
         </w:rPr>
-        <w:lastRenderedPageBreak/>
         <w:t xml:space="preserve">LINK VIDEO: </w:t>
       </w:r>
     </w:p>
@@ -4352,19 +4074,11 @@
         <w:ind w:left="-5"/>
         <w:jc w:val="left"/>
       </w:pPr>
-      <w:proofErr w:type="spellStart"/>
       <w:r>
         <w:rPr>
           <w:sz w:val="22"/>
         </w:rPr>
-        <w:t>Github</w:t>
-      </w:r>
-      <w:proofErr w:type="spellEnd"/>
-      <w:r>
-        <w:rPr>
-          <w:sz w:val="22"/>
-        </w:rPr>
-        <w:t xml:space="preserve">: </w:t>
+        <w:t xml:space="preserve">Github: </w:t>
       </w:r>
       <w:hyperlink r:id="rId14">
         <w:r>
@@ -4619,21 +4333,7 @@
               <w:rPr>
                 <w:sz w:val="32"/>
               </w:rPr>
-              <w:t xml:space="preserve">Orange </w:t>
-            </w:r>
-            <w:proofErr w:type="spellStart"/>
-            <w:r>
-              <w:rPr>
-                <w:sz w:val="32"/>
-              </w:rPr>
-              <w:t>Route</w:t>
-            </w:r>
-            <w:proofErr w:type="spellEnd"/>
-            <w:r>
-              <w:rPr>
-                <w:sz w:val="32"/>
-              </w:rPr>
-              <w:t xml:space="preserve"> (Nome do projeto) </w:t>
+              <w:t xml:space="preserve">Orange Route (Nome do projeto) </w:t>
             </w:r>
           </w:p>
         </w:tc>
@@ -4758,13 +4458,8 @@
               <w:ind w:left="0" w:right="53" w:firstLine="0"/>
               <w:jc w:val="center"/>
             </w:pPr>
-            <w:proofErr w:type="spellStart"/>
-            <w:r>
-              <w:t>nm</w:t>
-            </w:r>
-            <w:proofErr w:type="spellEnd"/>
-            <w:r>
-              <w:t xml:space="preserve"> </w:t>
+            <w:r>
+              <w:t xml:space="preserve">nm </w:t>
             </w:r>
           </w:p>
         </w:tc>
@@ -4816,13 +4511,8 @@
               <w:ind w:left="0" w:right="51" w:firstLine="0"/>
               <w:jc w:val="center"/>
             </w:pPr>
-            <w:proofErr w:type="spellStart"/>
-            <w:r>
-              <w:t>tt</w:t>
-            </w:r>
-            <w:proofErr w:type="spellEnd"/>
-            <w:r>
-              <w:t xml:space="preserve"> </w:t>
+            <w:r>
+              <w:t xml:space="preserve">tt </w:t>
             </w:r>
           </w:p>
         </w:tc>
@@ -4874,13 +4564,8 @@
               <w:ind w:left="0" w:right="53" w:firstLine="0"/>
               <w:jc w:val="center"/>
             </w:pPr>
-            <w:proofErr w:type="spellStart"/>
-            <w:r>
-              <w:t>cd</w:t>
-            </w:r>
-            <w:proofErr w:type="spellEnd"/>
-            <w:r>
-              <w:t xml:space="preserve"> </w:t>
+            <w:r>
+              <w:t xml:space="preserve">cd </w:t>
             </w:r>
           </w:p>
         </w:tc>
@@ -4932,13 +4617,8 @@
               <w:ind w:left="0" w:right="53" w:firstLine="0"/>
               <w:jc w:val="center"/>
             </w:pPr>
-            <w:proofErr w:type="spellStart"/>
-            <w:r>
-              <w:t>at</w:t>
-            </w:r>
-            <w:proofErr w:type="spellEnd"/>
-            <w:r>
-              <w:t xml:space="preserve"> </w:t>
+            <w:r>
+              <w:t xml:space="preserve">at </w:t>
             </w:r>
           </w:p>
         </w:tc>

--- a/FIAP - CHALLENGE ORACLE BD.docx
+++ b/FIAP - CHALLENGE ORACLE BD.docx
@@ -275,8 +275,15 @@
         <w:pStyle w:val="Ttulo1"/>
         <w:ind w:right="2"/>
       </w:pPr>
-      <w:r>
-        <w:t xml:space="preserve">Av.Paulista 2025 </w:t>
+      <w:proofErr w:type="spellStart"/>
+      <w:proofErr w:type="gramStart"/>
+      <w:r>
+        <w:t>Av.Paulista</w:t>
+      </w:r>
+      <w:proofErr w:type="spellEnd"/>
+      <w:proofErr w:type="gramEnd"/>
+      <w:r>
+        <w:t xml:space="preserve"> 2025 </w:t>
       </w:r>
     </w:p>
     <w:p/>
@@ -361,7 +368,23 @@
           <w:b/>
           <w:sz w:val="36"/>
         </w:rPr>
-        <w:t xml:space="preserve">CHALLENGE ORACLE  ORANGE ROUTE </w:t>
+        <w:t xml:space="preserve">CHALLENGE </w:t>
+      </w:r>
+      <w:proofErr w:type="gramStart"/>
+      <w:r>
+        <w:rPr>
+          <w:b/>
+          <w:sz w:val="36"/>
+        </w:rPr>
+        <w:t>ORACLE  ORANGE</w:t>
+      </w:r>
+      <w:proofErr w:type="gramEnd"/>
+      <w:r>
+        <w:rPr>
+          <w:b/>
+          <w:sz w:val="36"/>
+        </w:rPr>
+        <w:t xml:space="preserve"> ROUTE </w:t>
       </w:r>
     </w:p>
     <w:p>
@@ -468,12 +491,21 @@
         <w:ind w:right="-14"/>
         <w:jc w:val="right"/>
       </w:pPr>
+      <w:proofErr w:type="spellStart"/>
       <w:r>
         <w:rPr>
           <w:b/>
           <w:sz w:val="36"/>
         </w:rPr>
-        <w:t xml:space="preserve">Prof: Virgílio Valério dos Santos </w:t>
+        <w:t>Prof</w:t>
+      </w:r>
+      <w:proofErr w:type="spellEnd"/>
+      <w:r>
+        <w:rPr>
+          <w:b/>
+          <w:sz w:val="36"/>
+        </w:rPr>
+        <w:t xml:space="preserve">: Virgílio Valério dos Santos </w:t>
       </w:r>
     </w:p>
     <w:p>
@@ -566,12 +598,23 @@
         <w:ind w:right="2"/>
         <w:jc w:val="center"/>
       </w:pPr>
+      <w:proofErr w:type="spellStart"/>
+      <w:proofErr w:type="gramStart"/>
       <w:r>
         <w:rPr>
           <w:b/>
           <w:sz w:val="36"/>
         </w:rPr>
-        <w:t xml:space="preserve">Av.Paulista 2025 </w:t>
+        <w:t>Av.Paulista</w:t>
+      </w:r>
+      <w:proofErr w:type="spellEnd"/>
+      <w:proofErr w:type="gramEnd"/>
+      <w:r>
+        <w:rPr>
+          <w:b/>
+          <w:sz w:val="36"/>
+        </w:rPr>
+        <w:t xml:space="preserve"> 2025 </w:t>
       </w:r>
     </w:p>
     <w:p>
@@ -591,7 +634,87 @@
         <w:ind w:left="-15" w:right="-11" w:firstLine="708"/>
       </w:pPr>
       <w:r>
-        <w:t>A OrangeRoute é uma aplicação desenvolvida em Java com Spring Boot e banco de dados Oracle, criada para auxiliar pessoas na escolha e acompanhamento de trilhas de carreira na área de tecnologia. A proposta surgiu da necessidade de orientar estudantes e profissionais na identificação de suas áreas de interesse, oferecendo uma plataforma interativa que permite acompanhar conteúdos de estudo e interagir com a comunidade. O sistema segue uma arquitetura em camadas (Entity, DTO, Repository, Service e Controller) e expõe uma API RESTful evoluída até o nível de maturidade 3 de Leonard Richardson, com suporte a HATEOAS para navegação dinâmica entre os recursos. Utiliza tecnologias como Java 17, Spring Boot, Spring Data JPA/Hibernate, Oracle Database, Postman/Insomnia e GitHub, garantindo integração, testes e versionamento contínuo. Seu diferencial está em unir orientação profissional com interatividade, permitindo que usuários comentem, favoritem e compartilhem trilhas de aprendizado. O público-alvo inclui estudantes e iniciantes em TI, profissionais em transição de carreira e instituições de ensino que buscam apoiar seus alunos na escolha de caminhos profissionais. A aplicação oferece trilhas organizadas por nível e área, recursos de interação social e feedbacks visuais sobre as principais tendências e demandas do mercado tecnológico.</w:t>
+        <w:t xml:space="preserve">A </w:t>
+      </w:r>
+      <w:proofErr w:type="spellStart"/>
+      <w:r>
+        <w:t>OrangeRoute</w:t>
+      </w:r>
+      <w:proofErr w:type="spellEnd"/>
+      <w:r>
+        <w:t xml:space="preserve"> é uma aplicação desenvolvida em Java com Spring Boot e banco de dados Oracle, criada para auxiliar pessoas na escolha e acompanhamento de trilhas de carreira na área de tecnologia. A proposta surgiu da necessidade de orientar estudantes e profissionais na identificação de suas áreas de interesse, oferecendo uma plataforma interativa que permite acompanhar conteúdos de estudo e interagir com a comunidade. O sistema segue uma arquitetura em camadas (</w:t>
+      </w:r>
+      <w:proofErr w:type="spellStart"/>
+      <w:r>
+        <w:t>Entity</w:t>
+      </w:r>
+      <w:proofErr w:type="spellEnd"/>
+      <w:r>
+        <w:t xml:space="preserve">, DTO, </w:t>
+      </w:r>
+      <w:proofErr w:type="spellStart"/>
+      <w:r>
+        <w:t>Repository</w:t>
+      </w:r>
+      <w:proofErr w:type="spellEnd"/>
+      <w:r>
+        <w:t xml:space="preserve">, Service e </w:t>
+      </w:r>
+      <w:proofErr w:type="spellStart"/>
+      <w:r>
+        <w:t>Controller</w:t>
+      </w:r>
+      <w:proofErr w:type="spellEnd"/>
+      <w:r>
+        <w:t xml:space="preserve">) e expõe uma API </w:t>
+      </w:r>
+      <w:proofErr w:type="spellStart"/>
+      <w:r>
+        <w:t>RESTful</w:t>
+      </w:r>
+      <w:proofErr w:type="spellEnd"/>
+      <w:r>
+        <w:t xml:space="preserve"> evoluída até o nível de maturidade 3 de Leonard Richardson, com suporte a HATEOAS para navegação dinâmica entre os recursos. Utiliza tecnologias como Java 17, Spring Boot, Spring Data JPA/</w:t>
+      </w:r>
+      <w:proofErr w:type="spellStart"/>
+      <w:r>
+        <w:t>Hibernate</w:t>
+      </w:r>
+      <w:proofErr w:type="spellEnd"/>
+      <w:r>
+        <w:t xml:space="preserve">, Oracle </w:t>
+      </w:r>
+      <w:proofErr w:type="spellStart"/>
+      <w:r>
+        <w:t>Database</w:t>
+      </w:r>
+      <w:proofErr w:type="spellEnd"/>
+      <w:r>
+        <w:t xml:space="preserve">, </w:t>
+      </w:r>
+      <w:proofErr w:type="spellStart"/>
+      <w:r>
+        <w:t>Postman</w:t>
+      </w:r>
+      <w:proofErr w:type="spellEnd"/>
+      <w:r>
+        <w:t>/</w:t>
+      </w:r>
+      <w:proofErr w:type="spellStart"/>
+      <w:r>
+        <w:t>Insomnia</w:t>
+      </w:r>
+      <w:proofErr w:type="spellEnd"/>
+      <w:r>
+        <w:t xml:space="preserve"> e GitHub, garantindo integração, testes e versionamento contínuo. Seu diferencial está em unir orientação profissional com interatividade, permitindo que usuários comentem, </w:t>
+      </w:r>
+      <w:proofErr w:type="spellStart"/>
+      <w:r>
+        <w:t>favoritem</w:t>
+      </w:r>
+      <w:proofErr w:type="spellEnd"/>
+      <w:r>
+        <w:t xml:space="preserve"> e compartilhem trilhas de aprendizado. O público-alvo inclui estudantes e iniciantes em TI, profissionais em transição de carreira e instituições de ensino que buscam apoiar seus alunos na escolha de caminhos profissionais. A aplicação oferece trilhas organizadas por nível e área, recursos de interação social e feedbacks visuais sobre as principais tendências e demandas do mercado tecnológico.</w:t>
       </w:r>
       <w:r>
         <w:rPr>
@@ -800,15 +923,24 @@
           <w:b/>
           <w:sz w:val="32"/>
         </w:rPr>
-        <w:t xml:space="preserve">MODELO MER  </w:t>
-      </w:r>
-      <w:r>
-        <w:rPr>
-          <w:b/>
-          <w:sz w:val="32"/>
-        </w:rPr>
-        <w:tab/>
-      </w:r>
+        <w:t xml:space="preserve">MODELO </w:t>
+      </w:r>
+      <w:proofErr w:type="gramStart"/>
+      <w:r>
+        <w:rPr>
+          <w:b/>
+          <w:sz w:val="32"/>
+        </w:rPr>
+        <w:t xml:space="preserve">MER  </w:t>
+      </w:r>
+      <w:r>
+        <w:rPr>
+          <w:b/>
+          <w:sz w:val="32"/>
+        </w:rPr>
+        <w:tab/>
+      </w:r>
+      <w:proofErr w:type="gramEnd"/>
       <w:r>
         <w:rPr>
           <w:b/>
@@ -1348,6 +1480,7 @@
         <w:ind w:left="-15" w:firstLine="0"/>
         <w:jc w:val="left"/>
       </w:pPr>
+      <w:proofErr w:type="gramStart"/>
       <w:r>
         <w:rPr>
           <w:b/>
@@ -1361,6 +1494,13 @@
           <w:sz w:val="32"/>
         </w:rPr>
         <w:tab/>
+      </w:r>
+      <w:proofErr w:type="gramEnd"/>
+      <w:r>
+        <w:rPr>
+          <w:b/>
+          <w:sz w:val="32"/>
+        </w:rPr>
         <w:t xml:space="preserve"> </w:t>
       </w:r>
       <w:r>
@@ -1544,14 +1684,29 @@
           <w:b/>
           <w:sz w:val="32"/>
         </w:rPr>
-        <w:t xml:space="preserve">PREFIXO ATRIBUTOS  </w:t>
-      </w:r>
-      <w:r>
-        <w:rPr>
-          <w:b/>
-          <w:sz w:val="32"/>
-        </w:rPr>
-        <w:tab/>
+        <w:t xml:space="preserve">PREFIXO </w:t>
+      </w:r>
+      <w:proofErr w:type="gramStart"/>
+      <w:r>
+        <w:rPr>
+          <w:b/>
+          <w:sz w:val="32"/>
+        </w:rPr>
+        <w:t xml:space="preserve">ATRIBUTOS  </w:t>
+      </w:r>
+      <w:r>
+        <w:rPr>
+          <w:b/>
+          <w:sz w:val="32"/>
+        </w:rPr>
+        <w:tab/>
+      </w:r>
+      <w:proofErr w:type="gramEnd"/>
+      <w:r>
+        <w:rPr>
+          <w:b/>
+          <w:sz w:val="32"/>
+        </w:rPr>
         <w:t xml:space="preserve"> </w:t>
       </w:r>
       <w:r>
@@ -1601,6 +1756,185 @@
         </w:rPr>
         <w:tab/>
         <w:t xml:space="preserve">10 </w:t>
+      </w:r>
+    </w:p>
+    <w:p>
+      <w:pPr>
+        <w:spacing w:after="0" w:line="259" w:lineRule="auto"/>
+        <w:ind w:left="0" w:firstLine="0"/>
+        <w:rPr>
+          <w:b/>
+          <w:bCs/>
+          <w:sz w:val="32"/>
+          <w:szCs w:val="32"/>
+        </w:rPr>
+      </w:pPr>
+      <w:r>
+        <w:rPr>
+          <w:b/>
+          <w:bCs/>
+          <w:sz w:val="32"/>
+          <w:szCs w:val="32"/>
+        </w:rPr>
+        <w:t>EXPLICAÇÂO MONGODB</w:t>
+      </w:r>
+      <w:r>
+        <w:rPr>
+          <w:b/>
+          <w:bCs/>
+          <w:sz w:val="32"/>
+          <w:szCs w:val="32"/>
+        </w:rPr>
+        <w:tab/>
+      </w:r>
+      <w:r>
+        <w:rPr>
+          <w:b/>
+          <w:bCs/>
+          <w:sz w:val="32"/>
+          <w:szCs w:val="32"/>
+        </w:rPr>
+        <w:tab/>
+      </w:r>
+      <w:r>
+        <w:rPr>
+          <w:b/>
+          <w:bCs/>
+          <w:sz w:val="32"/>
+          <w:szCs w:val="32"/>
+        </w:rPr>
+        <w:tab/>
+      </w:r>
+      <w:r>
+        <w:rPr>
+          <w:b/>
+          <w:bCs/>
+          <w:sz w:val="32"/>
+          <w:szCs w:val="32"/>
+        </w:rPr>
+        <w:tab/>
+      </w:r>
+      <w:r>
+        <w:rPr>
+          <w:b/>
+          <w:bCs/>
+          <w:sz w:val="32"/>
+          <w:szCs w:val="32"/>
+        </w:rPr>
+        <w:tab/>
+      </w:r>
+      <w:r>
+        <w:rPr>
+          <w:b/>
+          <w:bCs/>
+          <w:sz w:val="32"/>
+          <w:szCs w:val="32"/>
+        </w:rPr>
+        <w:tab/>
+      </w:r>
+      <w:r>
+        <w:rPr>
+          <w:b/>
+          <w:bCs/>
+          <w:sz w:val="32"/>
+          <w:szCs w:val="32"/>
+        </w:rPr>
+        <w:tab/>
+        <w:t>11</w:t>
+      </w:r>
+    </w:p>
+    <w:p>
+      <w:pPr>
+        <w:spacing w:after="0" w:line="259" w:lineRule="auto"/>
+        <w:ind w:left="0" w:firstLine="0"/>
+        <w:rPr>
+          <w:b/>
+          <w:bCs/>
+          <w:sz w:val="32"/>
+          <w:szCs w:val="32"/>
+        </w:rPr>
+      </w:pPr>
+      <w:r>
+        <w:rPr>
+          <w:b/>
+          <w:bCs/>
+          <w:sz w:val="32"/>
+          <w:szCs w:val="32"/>
+        </w:rPr>
+        <w:t>EXPLICAÇÂO MONGODB</w:t>
+      </w:r>
+      <w:r>
+        <w:rPr>
+          <w:b/>
+          <w:bCs/>
+          <w:sz w:val="32"/>
+          <w:szCs w:val="32"/>
+        </w:rPr>
+        <w:tab/>
+      </w:r>
+      <w:r>
+        <w:rPr>
+          <w:b/>
+          <w:bCs/>
+          <w:sz w:val="32"/>
+          <w:szCs w:val="32"/>
+        </w:rPr>
+        <w:tab/>
+      </w:r>
+      <w:r>
+        <w:rPr>
+          <w:b/>
+          <w:bCs/>
+          <w:sz w:val="32"/>
+          <w:szCs w:val="32"/>
+        </w:rPr>
+        <w:tab/>
+      </w:r>
+      <w:r>
+        <w:rPr>
+          <w:b/>
+          <w:bCs/>
+          <w:sz w:val="32"/>
+          <w:szCs w:val="32"/>
+        </w:rPr>
+        <w:tab/>
+      </w:r>
+      <w:r>
+        <w:rPr>
+          <w:b/>
+          <w:bCs/>
+          <w:sz w:val="32"/>
+          <w:szCs w:val="32"/>
+        </w:rPr>
+        <w:tab/>
+      </w:r>
+      <w:r>
+        <w:rPr>
+          <w:b/>
+          <w:bCs/>
+          <w:sz w:val="32"/>
+          <w:szCs w:val="32"/>
+        </w:rPr>
+        <w:tab/>
+      </w:r>
+      <w:r>
+        <w:rPr>
+          <w:b/>
+          <w:bCs/>
+          <w:sz w:val="32"/>
+          <w:szCs w:val="32"/>
+        </w:rPr>
+        <w:tab/>
+        <w:t>12</w:t>
+      </w:r>
+      <w:r>
+        <w:rPr>
+          <w:b/>
+          <w:bCs/>
+          <w:sz w:val="32"/>
+          <w:szCs w:val="32"/>
+        </w:rPr>
+        <w:t xml:space="preserve"> </w:t>
       </w:r>
     </w:p>
     <w:p>
@@ -1609,13 +1943,6 @@
         <w:ind w:left="0" w:firstLine="0"/>
         <w:jc w:val="left"/>
       </w:pPr>
-      <w:r>
-        <w:rPr>
-          <w:b/>
-          <w:sz w:val="32"/>
-        </w:rPr>
-        <w:t xml:space="preserve"> </w:t>
-      </w:r>
     </w:p>
     <w:p>
       <w:pPr>
@@ -1750,7 +2077,7 @@
                     <pic:cNvPicPr/>
                   </pic:nvPicPr>
                   <pic:blipFill>
-                    <a:blip r:embed="rId6"/>
+                    <a:blip r:embed="rId7"/>
                     <a:stretch>
                       <a:fillRect/>
                     </a:stretch>
@@ -1826,7 +2153,7 @@
                     <pic:cNvPicPr/>
                   </pic:nvPicPr>
                   <pic:blipFill>
-                    <a:blip r:embed="rId7"/>
+                    <a:blip r:embed="rId8"/>
                     <a:stretch>
                       <a:fillRect/>
                     </a:stretch>
@@ -2061,8 +2388,13 @@
               <w:ind w:left="2" w:firstLine="0"/>
               <w:jc w:val="left"/>
             </w:pPr>
-            <w:r>
-              <w:t xml:space="preserve">Id_usuario </w:t>
+            <w:proofErr w:type="spellStart"/>
+            <w:r>
+              <w:t>Id_usuario</w:t>
+            </w:r>
+            <w:proofErr w:type="spellEnd"/>
+            <w:r>
+              <w:t xml:space="preserve"> </w:t>
             </w:r>
           </w:p>
         </w:tc>
@@ -2154,8 +2486,13 @@
               <w:ind w:left="2" w:firstLine="0"/>
               <w:jc w:val="left"/>
             </w:pPr>
-            <w:r>
-              <w:t xml:space="preserve">Email </w:t>
+            <w:proofErr w:type="spellStart"/>
+            <w:r>
+              <w:t>Email</w:t>
+            </w:r>
+            <w:proofErr w:type="spellEnd"/>
+            <w:r>
+              <w:t xml:space="preserve"> </w:t>
             </w:r>
           </w:p>
         </w:tc>
@@ -2269,7 +2606,15 @@
               <w:jc w:val="left"/>
             </w:pPr>
             <w:r>
-              <w:t xml:space="preserve">Guarda o BLOB a foto do usuario </w:t>
+              <w:t xml:space="preserve">Guarda o BLOB a foto do </w:t>
+            </w:r>
+            <w:proofErr w:type="spellStart"/>
+            <w:r>
+              <w:t>usuario</w:t>
+            </w:r>
+            <w:proofErr w:type="spellEnd"/>
+            <w:r>
+              <w:t xml:space="preserve"> </w:t>
             </w:r>
           </w:p>
         </w:tc>
@@ -2295,7 +2640,15 @@
               <w:jc w:val="left"/>
             </w:pPr>
             <w:r>
-              <w:t xml:space="preserve">Ativo Usuario </w:t>
+              <w:t xml:space="preserve">Ativo </w:t>
+            </w:r>
+            <w:proofErr w:type="spellStart"/>
+            <w:r>
+              <w:t>Usuario</w:t>
+            </w:r>
+            <w:proofErr w:type="spellEnd"/>
+            <w:r>
+              <w:t xml:space="preserve"> </w:t>
             </w:r>
           </w:p>
         </w:tc>
@@ -2315,7 +2668,15 @@
               <w:ind w:left="0" w:firstLine="0"/>
             </w:pPr>
             <w:r>
-              <w:t xml:space="preserve">Salvar um valor booleano para poder controlar os usuarios. </w:t>
+              <w:t xml:space="preserve">Salvar um valor booleano para poder controlar os </w:t>
+            </w:r>
+            <w:proofErr w:type="spellStart"/>
+            <w:r>
+              <w:t>usuarios</w:t>
+            </w:r>
+            <w:proofErr w:type="spellEnd"/>
+            <w:r>
+              <w:t xml:space="preserve">. </w:t>
             </w:r>
           </w:p>
         </w:tc>
@@ -2340,8 +2701,13 @@
               <w:ind w:left="2" w:firstLine="0"/>
               <w:jc w:val="left"/>
             </w:pPr>
-            <w:r>
-              <w:t xml:space="preserve">Tipo_usuario </w:t>
+            <w:proofErr w:type="spellStart"/>
+            <w:r>
+              <w:t>Tipo_usuario</w:t>
+            </w:r>
+            <w:proofErr w:type="spellEnd"/>
+            <w:r>
+              <w:t xml:space="preserve"> </w:t>
             </w:r>
           </w:p>
         </w:tc>
@@ -2446,8 +2812,13 @@
               <w:ind w:left="2" w:firstLine="0"/>
               <w:jc w:val="left"/>
             </w:pPr>
-            <w:r>
-              <w:t xml:space="preserve">Id_tipo_usuario </w:t>
+            <w:proofErr w:type="spellStart"/>
+            <w:r>
+              <w:t>Id_tipo_usuario</w:t>
+            </w:r>
+            <w:proofErr w:type="spellEnd"/>
+            <w:r>
+              <w:t xml:space="preserve"> </w:t>
             </w:r>
           </w:p>
         </w:tc>
@@ -2513,7 +2884,23 @@
               <w:ind w:left="0" w:right="63" w:firstLine="0"/>
             </w:pPr>
             <w:r>
-              <w:t xml:space="preserve">Aqui preenchemos so com dois valores, admin e user, para sere, selecionados pelo front. </w:t>
+              <w:t xml:space="preserve">Aqui preenchemos </w:t>
+            </w:r>
+            <w:proofErr w:type="spellStart"/>
+            <w:r>
+              <w:t>so</w:t>
+            </w:r>
+            <w:proofErr w:type="spellEnd"/>
+            <w:r>
+              <w:t xml:space="preserve"> com dois valores, admin e user, para </w:t>
+            </w:r>
+            <w:proofErr w:type="spellStart"/>
+            <w:r>
+              <w:t>sere</w:t>
+            </w:r>
+            <w:proofErr w:type="spellEnd"/>
+            <w:r>
+              <w:t xml:space="preserve">, selecionados pelo front. </w:t>
             </w:r>
           </w:p>
         </w:tc>
@@ -2550,7 +2937,15 @@
         <w:ind w:left="-5" w:right="-11"/>
       </w:pPr>
       <w:r>
-        <w:t xml:space="preserve"> Criada para identificar as matérias favoritas do usuário dentro das tags e matérias que estarão do programa.    </w:t>
+        <w:t xml:space="preserve"> Criada para identificar as matérias favoritas do usuário dentro das </w:t>
+      </w:r>
+      <w:proofErr w:type="spellStart"/>
+      <w:r>
+        <w:t>tags</w:t>
+      </w:r>
+      <w:proofErr w:type="spellEnd"/>
+      <w:r>
+        <w:t xml:space="preserve"> e matérias que estarão do programa.    </w:t>
       </w:r>
     </w:p>
     <w:p>
@@ -2603,8 +2998,13 @@
               <w:ind w:left="2" w:firstLine="0"/>
               <w:jc w:val="left"/>
             </w:pPr>
-            <w:r>
-              <w:t xml:space="preserve">Id_favoritos  </w:t>
+            <w:proofErr w:type="spellStart"/>
+            <w:r>
+              <w:t>Id_favoritos</w:t>
+            </w:r>
+            <w:proofErr w:type="spellEnd"/>
+            <w:r>
+              <w:t xml:space="preserve">  </w:t>
             </w:r>
           </w:p>
         </w:tc>
@@ -2709,8 +3109,13 @@
               <w:ind w:left="2" w:firstLine="0"/>
               <w:jc w:val="left"/>
             </w:pPr>
-            <w:r>
-              <w:t xml:space="preserve">Id_trilha_de_carreira </w:t>
+            <w:proofErr w:type="spellStart"/>
+            <w:r>
+              <w:t>Id_trilha_de_carreira</w:t>
+            </w:r>
+            <w:proofErr w:type="spellEnd"/>
+            <w:r>
+              <w:t xml:space="preserve"> </w:t>
             </w:r>
           </w:p>
         </w:tc>
@@ -2860,8 +3265,13 @@
               <w:ind w:left="2" w:firstLine="0"/>
               <w:jc w:val="left"/>
             </w:pPr>
-            <w:r>
-              <w:t xml:space="preserve">Id_comentario </w:t>
+            <w:proofErr w:type="spellStart"/>
+            <w:r>
+              <w:t>Id_comentario</w:t>
+            </w:r>
+            <w:proofErr w:type="spellEnd"/>
+            <w:r>
+              <w:t xml:space="preserve"> </w:t>
             </w:r>
           </w:p>
         </w:tc>
@@ -2906,8 +3316,13 @@
               <w:ind w:left="2" w:firstLine="0"/>
               <w:jc w:val="left"/>
             </w:pPr>
-            <w:r>
-              <w:t xml:space="preserve">Conteudo </w:t>
+            <w:proofErr w:type="spellStart"/>
+            <w:r>
+              <w:t>Conteudo</w:t>
+            </w:r>
+            <w:proofErr w:type="spellEnd"/>
+            <w:r>
+              <w:t xml:space="preserve"> </w:t>
             </w:r>
           </w:p>
         </w:tc>
@@ -2999,7 +3414,15 @@
         <w:ind w:left="-5" w:right="-11"/>
       </w:pPr>
       <w:r>
-        <w:t xml:space="preserve"> Haverá tags que vão ajudar ao usuário identificar quais cursos ou áreas da programação ele mais se identifica. </w:t>
+        <w:t xml:space="preserve"> Haverá </w:t>
+      </w:r>
+      <w:proofErr w:type="spellStart"/>
+      <w:r>
+        <w:t>tags</w:t>
+      </w:r>
+      <w:proofErr w:type="spellEnd"/>
+      <w:r>
+        <w:t xml:space="preserve"> que vão ajudar ao usuário identificar quais cursos ou áreas da programação ele mais se identifica. </w:t>
       </w:r>
     </w:p>
     <w:tbl>
@@ -3038,8 +3461,13 @@
               <w:ind w:left="2" w:firstLine="0"/>
               <w:jc w:val="left"/>
             </w:pPr>
-            <w:r>
-              <w:t xml:space="preserve">Id_avaliacao </w:t>
+            <w:proofErr w:type="spellStart"/>
+            <w:r>
+              <w:t>Id_avaliacao</w:t>
+            </w:r>
+            <w:proofErr w:type="spellEnd"/>
+            <w:r>
+              <w:t xml:space="preserve"> </w:t>
             </w:r>
           </w:p>
         </w:tc>
@@ -3181,11 +3609,19 @@
               <w:ind w:left="108" w:firstLine="0"/>
               <w:jc w:val="left"/>
             </w:pPr>
+            <w:proofErr w:type="spellStart"/>
             <w:r>
               <w:rPr>
                 <w:sz w:val="32"/>
               </w:rPr>
-              <w:t xml:space="preserve">Id_tag </w:t>
+              <w:t>Id_tag</w:t>
+            </w:r>
+            <w:proofErr w:type="spellEnd"/>
+            <w:r>
+              <w:rPr>
+                <w:sz w:val="32"/>
+              </w:rPr>
+              <w:t xml:space="preserve"> </w:t>
             </w:r>
           </w:p>
         </w:tc>
@@ -3723,12 +4159,14 @@
       <w:r>
         <w:t xml:space="preserve"> e </w:t>
       </w:r>
+      <w:proofErr w:type="spellStart"/>
       <w:r>
         <w:rPr>
           <w:i/>
         </w:rPr>
         <w:t>data_criação</w:t>
       </w:r>
+      <w:proofErr w:type="spellEnd"/>
       <w:r>
         <w:t xml:space="preserve">, e adicionados os campos </w:t>
       </w:r>
@@ -3741,12 +4179,14 @@
       <w:r>
         <w:t xml:space="preserve"> e </w:t>
       </w:r>
+      <w:proofErr w:type="spellStart"/>
       <w:r>
         <w:rPr>
           <w:i/>
         </w:rPr>
         <w:t>at_usuario</w:t>
       </w:r>
+      <w:proofErr w:type="spellEnd"/>
       <w:r>
         <w:t xml:space="preserve">. Já na tabela </w:t>
       </w:r>
@@ -3759,12 +4199,14 @@
       <w:r>
         <w:t xml:space="preserve">, foi incluído o atributo </w:t>
       </w:r>
+      <w:proofErr w:type="spellStart"/>
       <w:r>
         <w:rPr>
           <w:i/>
         </w:rPr>
         <w:t>at_comentario</w:t>
       </w:r>
+      <w:proofErr w:type="spellEnd"/>
       <w:r>
         <w:t xml:space="preserve">, enquanto a nova tabela </w:t>
       </w:r>
@@ -3777,12 +4219,14 @@
       <w:r>
         <w:t xml:space="preserve"> foi criada para complementar o conteúdo de </w:t>
       </w:r>
+      <w:proofErr w:type="spellStart"/>
       <w:r>
         <w:rPr>
           <w:b/>
         </w:rPr>
         <w:t>trilha_carreira</w:t>
       </w:r>
+      <w:proofErr w:type="spellEnd"/>
       <w:r>
         <w:t xml:space="preserve">. Seguindo as boas práticas de modelagem de dados, os nomes dos atributos foram revisados e padronizados com prefixos adequados. As descrições detalhadas de cada campo estão apresentadas nas tabelas a seguir. O foco principal desta etapa foi ajustar os relacionamentos e atributos, garantindo a coerência e o alinhamento com os requisitos do projeto e da entidade </w:t>
       </w:r>
@@ -3802,7 +4246,15 @@
         <w:ind w:left="-15" w:right="-11" w:firstLine="708"/>
       </w:pPr>
       <w:r>
-        <w:t>Está terceira entrega foram implementados os seguintes métodos para as funcionalidades da ORACLE, quatro funções, duas procedures e trigger para fazer a auditoria do banco de dados. Todos esses métodos serão mostrados nos vídeos que vão estar descritos nos LINKs.</w:t>
+        <w:t xml:space="preserve">Está terceira entrega foram implementados os seguintes métodos para as funcionalidades da ORACLE, quatro funções, duas procedures e trigger para fazer a auditoria do banco de dados. Todos esses métodos serão mostrados nos vídeos que vão estar descritos nos </w:t>
+      </w:r>
+      <w:proofErr w:type="spellStart"/>
+      <w:r>
+        <w:t>LINKs</w:t>
+      </w:r>
+      <w:proofErr w:type="spellEnd"/>
+      <w:r>
+        <w:t>.</w:t>
       </w:r>
     </w:p>
     <w:p>
@@ -3811,7 +4263,31 @@
         <w:ind w:left="-15" w:right="-11" w:firstLine="708"/>
       </w:pPr>
       <w:r>
-        <w:t xml:space="preserve">Para os fins dos teste estará disponibilizado o repositório para executar os endpoints para do back end. </w:t>
+        <w:t xml:space="preserve">Para os fins </w:t>
+      </w:r>
+      <w:proofErr w:type="gramStart"/>
+      <w:r>
+        <w:t>dos teste</w:t>
+      </w:r>
+      <w:proofErr w:type="gramEnd"/>
+      <w:r>
+        <w:t xml:space="preserve"> estará disponibilizado o repositório para executar os </w:t>
+      </w:r>
+      <w:proofErr w:type="spellStart"/>
+      <w:r>
+        <w:t>endpoints</w:t>
+      </w:r>
+      <w:proofErr w:type="spellEnd"/>
+      <w:r>
+        <w:t xml:space="preserve"> para do </w:t>
+      </w:r>
+      <w:proofErr w:type="spellStart"/>
+      <w:r>
+        <w:t>back</w:t>
+      </w:r>
+      <w:proofErr w:type="spellEnd"/>
+      <w:r>
+        <w:t xml:space="preserve"> end. </w:t>
       </w:r>
     </w:p>
     <w:p>
@@ -3946,20 +4422,6 @@
     </w:p>
     <w:p>
       <w:pPr>
-        <w:spacing w:after="160" w:line="259" w:lineRule="auto"/>
-        <w:ind w:left="0" w:firstLine="0"/>
-        <w:jc w:val="left"/>
-      </w:pPr>
-      <w:r>
-        <w:rPr>
-          <w:sz w:val="32"/>
-        </w:rPr>
-        <w:lastRenderedPageBreak/>
-        <w:t xml:space="preserve"> </w:t>
-      </w:r>
-    </w:p>
-    <w:p>
-      <w:pPr>
         <w:spacing w:after="0" w:line="259" w:lineRule="auto"/>
         <w:ind w:left="0" w:firstLine="0"/>
         <w:jc w:val="left"/>
@@ -3968,6 +4430,7 @@
         <w:rPr>
           <w:sz w:val="32"/>
         </w:rPr>
+        <w:lastRenderedPageBreak/>
         <w:t xml:space="preserve"> </w:t>
       </w:r>
     </w:p>
@@ -3997,7 +4460,7 @@
         </w:rPr>
         <w:t xml:space="preserve">VIDEO 1: </w:t>
       </w:r>
-      <w:hyperlink r:id="rId8">
+      <w:hyperlink r:id="rId9">
         <w:r>
           <w:rPr>
             <w:color w:val="0563C1"/>
@@ -4007,7 +4470,7 @@
           <w:t>https://youtu.be/2nkpQzpFhOg</w:t>
         </w:r>
       </w:hyperlink>
-      <w:hyperlink r:id="rId9">
+      <w:hyperlink r:id="rId10">
         <w:r>
           <w:rPr>
             <w:sz w:val="22"/>
@@ -4021,14 +4484,18 @@
         <w:spacing w:after="159" w:line="259" w:lineRule="auto"/>
         <w:ind w:left="-5"/>
         <w:jc w:val="left"/>
-      </w:pPr>
-      <w:r>
-        <w:rPr>
+        <w:rPr>
+          <w:color w:val="0563C1"/>
           <w:sz w:val="22"/>
         </w:rPr>
+      </w:pPr>
+      <w:r>
+        <w:rPr>
+          <w:sz w:val="22"/>
+        </w:rPr>
         <w:t xml:space="preserve">VIDEO 2: </w:t>
       </w:r>
-      <w:hyperlink r:id="rId10">
+      <w:hyperlink r:id="rId11">
         <w:r>
           <w:rPr>
             <w:color w:val="0563C1"/>
@@ -4038,7 +4505,7 @@
           <w:t>https://youtu.be/pL</w:t>
         </w:r>
       </w:hyperlink>
-      <w:hyperlink r:id="rId11">
+      <w:hyperlink r:id="rId12">
         <w:r>
           <w:rPr>
             <w:color w:val="0563C1"/>
@@ -4048,7 +4515,7 @@
           <w:t>-</w:t>
         </w:r>
       </w:hyperlink>
-      <w:hyperlink r:id="rId12">
+      <w:hyperlink r:id="rId13">
         <w:r>
           <w:rPr>
             <w:color w:val="0563C1"/>
@@ -4058,7 +4525,7 @@
           <w:t>CXgsh6lQ</w:t>
         </w:r>
       </w:hyperlink>
-      <w:hyperlink r:id="rId13">
+      <w:hyperlink r:id="rId14">
         <w:r>
           <w:rPr>
             <w:color w:val="0563C1"/>
@@ -4070,17 +4537,121 @@
     </w:p>
     <w:p>
       <w:pPr>
+        <w:spacing w:after="160" w:line="259" w:lineRule="auto"/>
+        <w:jc w:val="left"/>
+        <w:rPr>
+          <w:bCs/>
+          <w:sz w:val="22"/>
+        </w:rPr>
+      </w:pPr>
+      <w:r>
+        <w:rPr>
+          <w:bCs/>
+          <w:sz w:val="22"/>
+        </w:rPr>
+        <w:t>VIDEO 3:</w:t>
+      </w:r>
+      <w:r>
+        <w:rPr>
+          <w:bCs/>
+          <w:sz w:val="22"/>
+        </w:rPr>
+        <w:t xml:space="preserve"> </w:t>
+      </w:r>
+      <w:hyperlink r:id="rId15" w:history="1">
+        <w:r>
+          <w:rPr>
+            <w:rStyle w:val="Hyperlink"/>
+            <w:bCs/>
+            <w:sz w:val="22"/>
+          </w:rPr>
+          <w:t>https://youtu.be/W8uHCkuy1OI</w:t>
+        </w:r>
+      </w:hyperlink>
+    </w:p>
+    <w:p>
+      <w:pPr>
+        <w:spacing w:after="159" w:line="259" w:lineRule="auto"/>
+        <w:ind w:left="0" w:firstLine="0"/>
+        <w:jc w:val="left"/>
+        <w:rPr>
+          <w:sz w:val="22"/>
+        </w:rPr>
+      </w:pPr>
+      <w:r>
+        <w:rPr>
+          <w:sz w:val="22"/>
+        </w:rPr>
+        <w:t>VIDEO 4:</w:t>
+      </w:r>
+      <w:r>
+        <w:rPr>
+          <w:sz w:val="22"/>
+        </w:rPr>
+        <w:t xml:space="preserve"> </w:t>
+      </w:r>
+      <w:hyperlink r:id="rId16" w:history="1">
+        <w:r>
+          <w:rPr>
+            <w:rStyle w:val="Hyperlink"/>
+            <w:sz w:val="22"/>
+          </w:rPr>
+          <w:t>https://youtu.be/Jzh5sMX-2CQ</w:t>
+        </w:r>
+      </w:hyperlink>
+    </w:p>
+    <w:p>
+      <w:pPr>
+        <w:spacing w:after="159" w:line="259" w:lineRule="auto"/>
+        <w:ind w:left="0" w:firstLine="0"/>
+        <w:jc w:val="left"/>
+        <w:rPr>
+          <w:sz w:val="22"/>
+        </w:rPr>
+      </w:pPr>
+      <w:r>
+        <w:rPr>
+          <w:sz w:val="22"/>
+        </w:rPr>
+        <w:t>DOC-GIT:</w:t>
+      </w:r>
+      <w:r>
+        <w:rPr>
+          <w:sz w:val="22"/>
+        </w:rPr>
+        <w:t xml:space="preserve"> </w:t>
+      </w:r>
+      <w:hyperlink r:id="rId17" w:history="1">
+        <w:r>
+          <w:rPr>
+            <w:rStyle w:val="Hyperlink"/>
+            <w:sz w:val="22"/>
+          </w:rPr>
+          <w:t>https://github.com/JhowQT/DOC-bd</w:t>
+        </w:r>
+      </w:hyperlink>
+    </w:p>
+    <w:p>
+      <w:pPr>
         <w:spacing w:after="254" w:line="259" w:lineRule="auto"/>
         <w:ind w:left="-5"/>
         <w:jc w:val="left"/>
       </w:pPr>
+      <w:proofErr w:type="spellStart"/>
       <w:r>
         <w:rPr>
           <w:sz w:val="22"/>
         </w:rPr>
-        <w:t xml:space="preserve">Github: </w:t>
-      </w:r>
-      <w:hyperlink r:id="rId14">
+        <w:t>Github</w:t>
+      </w:r>
+      <w:proofErr w:type="spellEnd"/>
+      <w:r>
+        <w:rPr>
+          <w:sz w:val="22"/>
+        </w:rPr>
+        <w:t xml:space="preserve">: </w:t>
+      </w:r>
+      <w:hyperlink r:id="rId18">
         <w:r>
           <w:rPr>
             <w:color w:val="0563C1"/>
@@ -4090,7 +4661,7 @@
           <w:t>https://github.com/JhowQT/OrangeRoute</w:t>
         </w:r>
       </w:hyperlink>
-      <w:hyperlink r:id="rId15">
+      <w:hyperlink r:id="rId19">
         <w:r>
           <w:rPr>
             <w:color w:val="0563C1"/>
@@ -4100,7 +4671,7 @@
           <w:t>-</w:t>
         </w:r>
       </w:hyperlink>
-      <w:hyperlink r:id="rId16">
+      <w:hyperlink r:id="rId20">
         <w:r>
           <w:rPr>
             <w:color w:val="0563C1"/>
@@ -4110,7 +4681,7 @@
           <w:t>Oracle</w:t>
         </w:r>
       </w:hyperlink>
-      <w:hyperlink r:id="rId17">
+      <w:hyperlink r:id="rId21">
         <w:r>
           <w:rPr>
             <w:sz w:val="22"/>
@@ -4118,6 +4689,17 @@
           <w:t xml:space="preserve"> </w:t>
         </w:r>
       </w:hyperlink>
+    </w:p>
+    <w:p>
+      <w:pPr>
+        <w:spacing w:after="160" w:line="259" w:lineRule="auto"/>
+        <w:ind w:left="68" w:firstLine="0"/>
+        <w:jc w:val="center"/>
+        <w:rPr>
+          <w:b/>
+          <w:sz w:val="32"/>
+        </w:rPr>
+      </w:pPr>
     </w:p>
     <w:p>
       <w:pPr>
@@ -4333,7 +4915,21 @@
               <w:rPr>
                 <w:sz w:val="32"/>
               </w:rPr>
-              <w:t xml:space="preserve">Orange Route (Nome do projeto) </w:t>
+              <w:t xml:space="preserve">Orange </w:t>
+            </w:r>
+            <w:proofErr w:type="spellStart"/>
+            <w:r>
+              <w:rPr>
+                <w:sz w:val="32"/>
+              </w:rPr>
+              <w:t>Route</w:t>
+            </w:r>
+            <w:proofErr w:type="spellEnd"/>
+            <w:r>
+              <w:rPr>
+                <w:sz w:val="32"/>
+              </w:rPr>
+              <w:t xml:space="preserve"> (Nome do projeto) </w:t>
             </w:r>
           </w:p>
         </w:tc>
@@ -4458,8 +5054,13 @@
               <w:ind w:left="0" w:right="53" w:firstLine="0"/>
               <w:jc w:val="center"/>
             </w:pPr>
-            <w:r>
-              <w:t xml:space="preserve">nm </w:t>
+            <w:proofErr w:type="spellStart"/>
+            <w:r>
+              <w:t>nm</w:t>
+            </w:r>
+            <w:proofErr w:type="spellEnd"/>
+            <w:r>
+              <w:t xml:space="preserve"> </w:t>
             </w:r>
           </w:p>
         </w:tc>
@@ -4511,8 +5112,13 @@
               <w:ind w:left="0" w:right="51" w:firstLine="0"/>
               <w:jc w:val="center"/>
             </w:pPr>
-            <w:r>
-              <w:t xml:space="preserve">tt </w:t>
+            <w:proofErr w:type="spellStart"/>
+            <w:r>
+              <w:t>tt</w:t>
+            </w:r>
+            <w:proofErr w:type="spellEnd"/>
+            <w:r>
+              <w:t xml:space="preserve"> </w:t>
             </w:r>
           </w:p>
         </w:tc>
@@ -4564,8 +5170,13 @@
               <w:ind w:left="0" w:right="53" w:firstLine="0"/>
               <w:jc w:val="center"/>
             </w:pPr>
-            <w:r>
-              <w:t xml:space="preserve">cd </w:t>
+            <w:proofErr w:type="spellStart"/>
+            <w:r>
+              <w:t>cd</w:t>
+            </w:r>
+            <w:proofErr w:type="spellEnd"/>
+            <w:r>
+              <w:t xml:space="preserve"> </w:t>
             </w:r>
           </w:p>
         </w:tc>
@@ -4617,8 +5228,13 @@
               <w:ind w:left="0" w:right="53" w:firstLine="0"/>
               <w:jc w:val="center"/>
             </w:pPr>
-            <w:r>
-              <w:t xml:space="preserve">at </w:t>
+            <w:proofErr w:type="spellStart"/>
+            <w:r>
+              <w:t>at</w:t>
+            </w:r>
+            <w:proofErr w:type="spellEnd"/>
+            <w:r>
+              <w:t xml:space="preserve"> </w:t>
             </w:r>
           </w:p>
         </w:tc>
@@ -4666,18 +5282,988 @@
         <w:spacing w:after="0" w:line="259" w:lineRule="auto"/>
         <w:ind w:left="0" w:firstLine="0"/>
         <w:jc w:val="left"/>
-      </w:pPr>
-      <w:r>
         <w:rPr>
           <w:sz w:val="22"/>
         </w:rPr>
-        <w:t xml:space="preserve"> </w:t>
-      </w:r>
+      </w:pPr>
+      <w:r>
+        <w:rPr>
+          <w:sz w:val="22"/>
+        </w:rPr>
+        <w:t xml:space="preserve"> </w:t>
+      </w:r>
+    </w:p>
+    <w:p>
+      <w:pPr>
+        <w:spacing w:after="0" w:line="259" w:lineRule="auto"/>
+        <w:ind w:left="0" w:firstLine="0"/>
+        <w:jc w:val="left"/>
+        <w:rPr>
+          <w:sz w:val="22"/>
+        </w:rPr>
+      </w:pPr>
+    </w:p>
+    <w:p>
+      <w:pPr>
+        <w:spacing w:after="0" w:line="259" w:lineRule="auto"/>
+        <w:ind w:left="0" w:firstLine="0"/>
+        <w:jc w:val="center"/>
+        <w:rPr>
+          <w:b/>
+          <w:bCs/>
+          <w:sz w:val="32"/>
+          <w:szCs w:val="32"/>
+        </w:rPr>
+      </w:pPr>
+      <w:r>
+        <w:rPr>
+          <w:b/>
+          <w:bCs/>
+          <w:sz w:val="32"/>
+          <w:szCs w:val="32"/>
+        </w:rPr>
+        <w:lastRenderedPageBreak/>
+        <w:t>EXPLICAÇÂO MONGODB</w:t>
+      </w:r>
+    </w:p>
+    <w:p>
+      <w:pPr>
+        <w:spacing w:after="0" w:line="259" w:lineRule="auto"/>
+        <w:ind w:left="0" w:firstLine="0"/>
+        <w:jc w:val="left"/>
+        <w:rPr>
+          <w:sz w:val="22"/>
+        </w:rPr>
+      </w:pPr>
+    </w:p>
+    <w:p>
+      <w:pPr>
+        <w:spacing w:before="100" w:beforeAutospacing="1" w:after="100" w:afterAutospacing="1" w:line="240" w:lineRule="auto"/>
+        <w:ind w:left="0" w:firstLine="0"/>
+        <w:jc w:val="left"/>
+        <w:rPr>
+          <w:rFonts w:asciiTheme="minorHAnsi" w:eastAsia="Times New Roman" w:hAnsiTheme="minorHAnsi" w:cstheme="minorHAnsi"/>
+          <w:color w:val="auto"/>
+          <w:szCs w:val="28"/>
+        </w:rPr>
+      </w:pPr>
+      <w:r>
+        <w:rPr>
+          <w:rFonts w:asciiTheme="minorHAnsi" w:eastAsia="Times New Roman" w:hAnsiTheme="minorHAnsi" w:cstheme="minorHAnsi"/>
+          <w:color w:val="auto"/>
+          <w:szCs w:val="28"/>
+        </w:rPr>
+        <w:t xml:space="preserve">O projeto desenvolvido consiste na migração parcial da aplicação Orange </w:t>
+      </w:r>
+      <w:proofErr w:type="spellStart"/>
+      <w:r>
+        <w:rPr>
+          <w:rFonts w:asciiTheme="minorHAnsi" w:eastAsia="Times New Roman" w:hAnsiTheme="minorHAnsi" w:cstheme="minorHAnsi"/>
+          <w:color w:val="auto"/>
+          <w:szCs w:val="28"/>
+        </w:rPr>
+        <w:t>Route</w:t>
+      </w:r>
+      <w:proofErr w:type="spellEnd"/>
+      <w:r>
+        <w:rPr>
+          <w:rFonts w:asciiTheme="minorHAnsi" w:eastAsia="Times New Roman" w:hAnsiTheme="minorHAnsi" w:cstheme="minorHAnsi"/>
+          <w:color w:val="auto"/>
+          <w:szCs w:val="28"/>
+        </w:rPr>
+        <w:t xml:space="preserve">, criada anteriormente na Sprint 3 utilizando banco de dados relacional, para uma estrutura </w:t>
+      </w:r>
+      <w:proofErr w:type="spellStart"/>
+      <w:r>
+        <w:rPr>
+          <w:rFonts w:asciiTheme="minorHAnsi" w:eastAsia="Times New Roman" w:hAnsiTheme="minorHAnsi" w:cstheme="minorHAnsi"/>
+          <w:color w:val="auto"/>
+          <w:szCs w:val="28"/>
+        </w:rPr>
+        <w:t>NoSQL</w:t>
+      </w:r>
+      <w:proofErr w:type="spellEnd"/>
+      <w:r>
+        <w:rPr>
+          <w:rFonts w:asciiTheme="minorHAnsi" w:eastAsia="Times New Roman" w:hAnsiTheme="minorHAnsi" w:cstheme="minorHAnsi"/>
+          <w:color w:val="auto"/>
+          <w:szCs w:val="28"/>
+        </w:rPr>
+        <w:t xml:space="preserve"> utilizando </w:t>
+      </w:r>
+      <w:proofErr w:type="spellStart"/>
+      <w:r>
+        <w:rPr>
+          <w:rFonts w:asciiTheme="minorHAnsi" w:eastAsia="Times New Roman" w:hAnsiTheme="minorHAnsi" w:cstheme="minorHAnsi"/>
+          <w:color w:val="auto"/>
+          <w:szCs w:val="28"/>
+        </w:rPr>
+        <w:t>MongoDB</w:t>
+      </w:r>
+      <w:proofErr w:type="spellEnd"/>
+      <w:r>
+        <w:rPr>
+          <w:rFonts w:asciiTheme="minorHAnsi" w:eastAsia="Times New Roman" w:hAnsiTheme="minorHAnsi" w:cstheme="minorHAnsi"/>
+          <w:color w:val="auto"/>
+          <w:szCs w:val="28"/>
+        </w:rPr>
+        <w:t>. O objetivo principal foi aplicar os conceitos de bancos de dados não relacionais, realizando operações CRUD completas, consultas e manipulação de documentos JSON/BSON.</w:t>
+      </w:r>
+    </w:p>
+    <w:p>
+      <w:pPr>
+        <w:spacing w:before="100" w:beforeAutospacing="1" w:after="100" w:afterAutospacing="1" w:line="240" w:lineRule="auto"/>
+        <w:ind w:left="0" w:firstLine="0"/>
+        <w:jc w:val="left"/>
+        <w:rPr>
+          <w:rFonts w:asciiTheme="minorHAnsi" w:eastAsia="Times New Roman" w:hAnsiTheme="minorHAnsi" w:cstheme="minorHAnsi"/>
+          <w:color w:val="auto"/>
+          <w:szCs w:val="28"/>
+        </w:rPr>
+      </w:pPr>
+      <w:r>
+        <w:rPr>
+          <w:rFonts w:asciiTheme="minorHAnsi" w:eastAsia="Times New Roman" w:hAnsiTheme="minorHAnsi" w:cstheme="minorHAnsi"/>
+          <w:color w:val="auto"/>
+          <w:szCs w:val="28"/>
+        </w:rPr>
+        <w:t xml:space="preserve">A escolha do </w:t>
+      </w:r>
+      <w:proofErr w:type="spellStart"/>
+      <w:r>
+        <w:rPr>
+          <w:rFonts w:asciiTheme="minorHAnsi" w:eastAsia="Times New Roman" w:hAnsiTheme="minorHAnsi" w:cstheme="minorHAnsi"/>
+          <w:color w:val="auto"/>
+          <w:szCs w:val="28"/>
+        </w:rPr>
+        <w:t>MongoDB</w:t>
+      </w:r>
+      <w:proofErr w:type="spellEnd"/>
+      <w:r>
+        <w:rPr>
+          <w:rFonts w:asciiTheme="minorHAnsi" w:eastAsia="Times New Roman" w:hAnsiTheme="minorHAnsi" w:cstheme="minorHAnsi"/>
+          <w:color w:val="auto"/>
+          <w:szCs w:val="28"/>
+        </w:rPr>
+        <w:t xml:space="preserve"> foi realizada devido à sua flexibilidade na modelagem de dados, facilidade de armazenamento de documentos JSON e melhor adaptação para aplicações que necessitam de estruturas dinâmicas e escaláveis. Diferente dos bancos relacionais tradicionais, o </w:t>
+      </w:r>
+      <w:proofErr w:type="spellStart"/>
+      <w:r>
+        <w:rPr>
+          <w:rFonts w:asciiTheme="minorHAnsi" w:eastAsia="Times New Roman" w:hAnsiTheme="minorHAnsi" w:cstheme="minorHAnsi"/>
+          <w:color w:val="auto"/>
+          <w:szCs w:val="28"/>
+        </w:rPr>
+        <w:t>MongoDB</w:t>
+      </w:r>
+      <w:proofErr w:type="spellEnd"/>
+      <w:r>
+        <w:rPr>
+          <w:rFonts w:asciiTheme="minorHAnsi" w:eastAsia="Times New Roman" w:hAnsiTheme="minorHAnsi" w:cstheme="minorHAnsi"/>
+          <w:color w:val="auto"/>
+          <w:szCs w:val="28"/>
+        </w:rPr>
+        <w:t xml:space="preserve"> permite trabalhar com documentos sem a obrigatoriedade de esquemas rígidos, facilitando a evolução da aplicação.</w:t>
+      </w:r>
+    </w:p>
+    <w:p>
+      <w:pPr>
+        <w:spacing w:before="100" w:beforeAutospacing="1" w:after="100" w:afterAutospacing="1" w:line="240" w:lineRule="auto"/>
+        <w:ind w:left="0" w:firstLine="0"/>
+        <w:jc w:val="left"/>
+        <w:rPr>
+          <w:rFonts w:asciiTheme="minorHAnsi" w:eastAsia="Times New Roman" w:hAnsiTheme="minorHAnsi" w:cstheme="minorHAnsi"/>
+          <w:color w:val="auto"/>
+          <w:szCs w:val="28"/>
+        </w:rPr>
+      </w:pPr>
+      <w:r>
+        <w:rPr>
+          <w:rFonts w:asciiTheme="minorHAnsi" w:eastAsia="Times New Roman" w:hAnsiTheme="minorHAnsi" w:cstheme="minorHAnsi"/>
+          <w:color w:val="auto"/>
+          <w:szCs w:val="28"/>
+        </w:rPr>
+        <w:t xml:space="preserve">O sistema foi desenvolvido em Python utilizando a biblioteca </w:t>
+      </w:r>
+      <w:proofErr w:type="spellStart"/>
+      <w:r>
+        <w:rPr>
+          <w:rFonts w:asciiTheme="minorHAnsi" w:eastAsia="Times New Roman" w:hAnsiTheme="minorHAnsi" w:cstheme="minorHAnsi"/>
+          <w:color w:val="auto"/>
+          <w:szCs w:val="28"/>
+        </w:rPr>
+        <w:t>PyMongo</w:t>
+      </w:r>
+      <w:proofErr w:type="spellEnd"/>
+      <w:r>
+        <w:rPr>
+          <w:rFonts w:asciiTheme="minorHAnsi" w:eastAsia="Times New Roman" w:hAnsiTheme="minorHAnsi" w:cstheme="minorHAnsi"/>
+          <w:color w:val="auto"/>
+          <w:szCs w:val="28"/>
+        </w:rPr>
+        <w:t xml:space="preserve"> para realizar a conexão entre a aplicação e o banco de dados </w:t>
+      </w:r>
+      <w:proofErr w:type="spellStart"/>
+      <w:r>
+        <w:rPr>
+          <w:rFonts w:asciiTheme="minorHAnsi" w:eastAsia="Times New Roman" w:hAnsiTheme="minorHAnsi" w:cstheme="minorHAnsi"/>
+          <w:color w:val="auto"/>
+          <w:szCs w:val="28"/>
+        </w:rPr>
+        <w:t>MongoDB</w:t>
+      </w:r>
+      <w:proofErr w:type="spellEnd"/>
+      <w:r>
+        <w:rPr>
+          <w:rFonts w:asciiTheme="minorHAnsi" w:eastAsia="Times New Roman" w:hAnsiTheme="minorHAnsi" w:cstheme="minorHAnsi"/>
+          <w:color w:val="auto"/>
+          <w:szCs w:val="28"/>
+        </w:rPr>
+        <w:t>. A aplicação possui uma interface em terminal responsável por permitir operações de inserção, listagem, atualização, busca e exclusão de dados.</w:t>
+      </w:r>
+    </w:p>
+    <w:p>
+      <w:pPr>
+        <w:spacing w:before="100" w:beforeAutospacing="1" w:after="100" w:afterAutospacing="1" w:line="240" w:lineRule="auto"/>
+        <w:ind w:left="0" w:firstLine="0"/>
+        <w:jc w:val="left"/>
+        <w:rPr>
+          <w:rFonts w:asciiTheme="minorHAnsi" w:eastAsia="Times New Roman" w:hAnsiTheme="minorHAnsi" w:cstheme="minorHAnsi"/>
+          <w:color w:val="auto"/>
+          <w:szCs w:val="28"/>
+        </w:rPr>
+      </w:pPr>
+      <w:r>
+        <w:rPr>
+          <w:rFonts w:asciiTheme="minorHAnsi" w:eastAsia="Times New Roman" w:hAnsiTheme="minorHAnsi" w:cstheme="minorHAnsi"/>
+          <w:color w:val="auto"/>
+          <w:szCs w:val="28"/>
+        </w:rPr>
+        <w:t xml:space="preserve">Foram criadas três </w:t>
+      </w:r>
+      <w:proofErr w:type="spellStart"/>
+      <w:r>
+        <w:rPr>
+          <w:rFonts w:asciiTheme="minorHAnsi" w:eastAsia="Times New Roman" w:hAnsiTheme="minorHAnsi" w:cstheme="minorHAnsi"/>
+          <w:color w:val="auto"/>
+          <w:szCs w:val="28"/>
+        </w:rPr>
+        <w:t>collections</w:t>
+      </w:r>
+      <w:proofErr w:type="spellEnd"/>
+      <w:r>
+        <w:rPr>
+          <w:rFonts w:asciiTheme="minorHAnsi" w:eastAsia="Times New Roman" w:hAnsiTheme="minorHAnsi" w:cstheme="minorHAnsi"/>
+          <w:color w:val="auto"/>
+          <w:szCs w:val="28"/>
+        </w:rPr>
+        <w:t xml:space="preserve"> principais:</w:t>
+      </w:r>
+    </w:p>
+    <w:p>
+      <w:pPr>
+        <w:numPr>
+          <w:ilvl w:val="0"/>
+          <w:numId w:val="1"/>
+        </w:numPr>
+        <w:spacing w:before="100" w:beforeAutospacing="1" w:after="100" w:afterAutospacing="1" w:line="240" w:lineRule="auto"/>
+        <w:jc w:val="left"/>
+        <w:rPr>
+          <w:rFonts w:asciiTheme="minorHAnsi" w:eastAsia="Times New Roman" w:hAnsiTheme="minorHAnsi" w:cstheme="minorHAnsi"/>
+          <w:color w:val="auto"/>
+          <w:szCs w:val="28"/>
+        </w:rPr>
+      </w:pPr>
+      <w:proofErr w:type="spellStart"/>
+      <w:r>
+        <w:rPr>
+          <w:rFonts w:asciiTheme="minorHAnsi" w:eastAsia="Times New Roman" w:hAnsiTheme="minorHAnsi" w:cstheme="minorHAnsi"/>
+          <w:color w:val="auto"/>
+          <w:szCs w:val="28"/>
+        </w:rPr>
+        <w:t>usuarios</w:t>
+      </w:r>
+      <w:proofErr w:type="spellEnd"/>
+      <w:r>
+        <w:rPr>
+          <w:rFonts w:asciiTheme="minorHAnsi" w:eastAsia="Times New Roman" w:hAnsiTheme="minorHAnsi" w:cstheme="minorHAnsi"/>
+          <w:color w:val="auto"/>
+          <w:szCs w:val="28"/>
+        </w:rPr>
+        <w:t xml:space="preserve"> </w:t>
+      </w:r>
+    </w:p>
+    <w:p>
+      <w:pPr>
+        <w:numPr>
+          <w:ilvl w:val="0"/>
+          <w:numId w:val="1"/>
+        </w:numPr>
+        <w:spacing w:before="100" w:beforeAutospacing="1" w:after="100" w:afterAutospacing="1" w:line="240" w:lineRule="auto"/>
+        <w:jc w:val="left"/>
+        <w:rPr>
+          <w:rFonts w:asciiTheme="minorHAnsi" w:eastAsia="Times New Roman" w:hAnsiTheme="minorHAnsi" w:cstheme="minorHAnsi"/>
+          <w:color w:val="auto"/>
+          <w:szCs w:val="28"/>
+        </w:rPr>
+      </w:pPr>
+      <w:r>
+        <w:rPr>
+          <w:rFonts w:asciiTheme="minorHAnsi" w:eastAsia="Times New Roman" w:hAnsiTheme="minorHAnsi" w:cstheme="minorHAnsi"/>
+          <w:color w:val="auto"/>
+          <w:szCs w:val="28"/>
+        </w:rPr>
+        <w:t xml:space="preserve">trilhas </w:t>
+      </w:r>
+    </w:p>
+    <w:p>
+      <w:pPr>
+        <w:numPr>
+          <w:ilvl w:val="0"/>
+          <w:numId w:val="1"/>
+        </w:numPr>
+        <w:spacing w:before="100" w:beforeAutospacing="1" w:after="100" w:afterAutospacing="1" w:line="240" w:lineRule="auto"/>
+        <w:jc w:val="left"/>
+        <w:rPr>
+          <w:rFonts w:asciiTheme="minorHAnsi" w:eastAsia="Times New Roman" w:hAnsiTheme="minorHAnsi" w:cstheme="minorHAnsi"/>
+          <w:color w:val="auto"/>
+          <w:szCs w:val="28"/>
+        </w:rPr>
+      </w:pPr>
+      <w:proofErr w:type="spellStart"/>
+      <w:r>
+        <w:rPr>
+          <w:rFonts w:asciiTheme="minorHAnsi" w:eastAsia="Times New Roman" w:hAnsiTheme="minorHAnsi" w:cstheme="minorHAnsi"/>
+          <w:color w:val="auto"/>
+          <w:szCs w:val="28"/>
+        </w:rPr>
+        <w:t>comentarios</w:t>
+      </w:r>
+      <w:proofErr w:type="spellEnd"/>
+      <w:r>
+        <w:rPr>
+          <w:rFonts w:asciiTheme="minorHAnsi" w:eastAsia="Times New Roman" w:hAnsiTheme="minorHAnsi" w:cstheme="minorHAnsi"/>
+          <w:color w:val="auto"/>
+          <w:szCs w:val="28"/>
+        </w:rPr>
+        <w:t xml:space="preserve"> </w:t>
+      </w:r>
+    </w:p>
+    <w:p>
+      <w:pPr>
+        <w:spacing w:before="100" w:beforeAutospacing="1" w:after="100" w:afterAutospacing="1" w:line="240" w:lineRule="auto"/>
+        <w:ind w:left="0" w:firstLine="0"/>
+        <w:jc w:val="left"/>
+        <w:rPr>
+          <w:rFonts w:asciiTheme="minorHAnsi" w:eastAsia="Times New Roman" w:hAnsiTheme="minorHAnsi" w:cstheme="minorHAnsi"/>
+          <w:color w:val="auto"/>
+          <w:szCs w:val="28"/>
+        </w:rPr>
+      </w:pPr>
+      <w:r>
+        <w:rPr>
+          <w:rFonts w:asciiTheme="minorHAnsi" w:eastAsia="Times New Roman" w:hAnsiTheme="minorHAnsi" w:cstheme="minorHAnsi"/>
+          <w:color w:val="auto"/>
+          <w:szCs w:val="28"/>
+        </w:rPr>
+        <w:t xml:space="preserve">Cada documento criado possui no mínimo 10 atributos, atendendo aos requisitos da atividade. Além disso, as </w:t>
+      </w:r>
+      <w:proofErr w:type="spellStart"/>
+      <w:r>
+        <w:rPr>
+          <w:rFonts w:asciiTheme="minorHAnsi" w:eastAsia="Times New Roman" w:hAnsiTheme="minorHAnsi" w:cstheme="minorHAnsi"/>
+          <w:color w:val="auto"/>
+          <w:szCs w:val="28"/>
+        </w:rPr>
+        <w:t>collections</w:t>
+      </w:r>
+      <w:proofErr w:type="spellEnd"/>
+      <w:r>
+        <w:rPr>
+          <w:rFonts w:asciiTheme="minorHAnsi" w:eastAsia="Times New Roman" w:hAnsiTheme="minorHAnsi" w:cstheme="minorHAnsi"/>
+          <w:color w:val="auto"/>
+          <w:szCs w:val="28"/>
+        </w:rPr>
+        <w:t xml:space="preserve"> possuem relacionamento lógico entre si, simulando o comportamento de uma aplicação real. Usuários podem criar trilhas e realizar comentários relacionados às trilhas cadastradas.</w:t>
+      </w:r>
+    </w:p>
+    <w:p>
+      <w:pPr>
+        <w:spacing w:before="100" w:beforeAutospacing="1" w:after="100" w:afterAutospacing="1" w:line="240" w:lineRule="auto"/>
+        <w:ind w:left="0" w:firstLine="0"/>
+        <w:jc w:val="left"/>
+        <w:rPr>
+          <w:rFonts w:asciiTheme="minorHAnsi" w:eastAsia="Times New Roman" w:hAnsiTheme="minorHAnsi" w:cstheme="minorHAnsi"/>
+          <w:color w:val="auto"/>
+          <w:szCs w:val="28"/>
+        </w:rPr>
+      </w:pPr>
+      <w:r>
+        <w:rPr>
+          <w:rFonts w:asciiTheme="minorHAnsi" w:eastAsia="Times New Roman" w:hAnsiTheme="minorHAnsi" w:cstheme="minorHAnsi"/>
+          <w:color w:val="auto"/>
+          <w:szCs w:val="28"/>
+        </w:rPr>
+        <w:t xml:space="preserve">O projeto também possui scripts responsáveis pela população automática do banco de dados e exportação dos </w:t>
+      </w:r>
+      <w:proofErr w:type="spellStart"/>
+      <w:r>
+        <w:rPr>
+          <w:rFonts w:asciiTheme="minorHAnsi" w:eastAsia="Times New Roman" w:hAnsiTheme="minorHAnsi" w:cstheme="minorHAnsi"/>
+          <w:color w:val="auto"/>
+          <w:szCs w:val="28"/>
+        </w:rPr>
+        <w:t>datasets</w:t>
+      </w:r>
+      <w:proofErr w:type="spellEnd"/>
+      <w:r>
+        <w:rPr>
+          <w:rFonts w:asciiTheme="minorHAnsi" w:eastAsia="Times New Roman" w:hAnsiTheme="minorHAnsi" w:cstheme="minorHAnsi"/>
+          <w:color w:val="auto"/>
+          <w:szCs w:val="28"/>
+        </w:rPr>
+        <w:t xml:space="preserve"> em formato JSON, permitindo demonstrar a estrutura BSON armazenada no </w:t>
+      </w:r>
+      <w:proofErr w:type="spellStart"/>
+      <w:r>
+        <w:rPr>
+          <w:rFonts w:asciiTheme="minorHAnsi" w:eastAsia="Times New Roman" w:hAnsiTheme="minorHAnsi" w:cstheme="minorHAnsi"/>
+          <w:color w:val="auto"/>
+          <w:szCs w:val="28"/>
+        </w:rPr>
+        <w:t>MongoDB</w:t>
+      </w:r>
+      <w:proofErr w:type="spellEnd"/>
+      <w:r>
+        <w:rPr>
+          <w:rFonts w:asciiTheme="minorHAnsi" w:eastAsia="Times New Roman" w:hAnsiTheme="minorHAnsi" w:cstheme="minorHAnsi"/>
+          <w:color w:val="auto"/>
+          <w:szCs w:val="28"/>
+        </w:rPr>
+        <w:t>.</w:t>
+      </w:r>
+    </w:p>
+    <w:p>
+      <w:pPr>
+        <w:spacing w:before="100" w:beforeAutospacing="1" w:after="100" w:afterAutospacing="1" w:line="240" w:lineRule="auto"/>
+        <w:ind w:left="0" w:firstLine="0"/>
+        <w:jc w:val="left"/>
+        <w:rPr>
+          <w:rFonts w:asciiTheme="minorHAnsi" w:eastAsia="Times New Roman" w:hAnsiTheme="minorHAnsi" w:cstheme="minorHAnsi"/>
+          <w:color w:val="auto"/>
+          <w:szCs w:val="28"/>
+        </w:rPr>
+      </w:pPr>
+      <w:r>
+        <w:rPr>
+          <w:rFonts w:asciiTheme="minorHAnsi" w:eastAsia="Times New Roman" w:hAnsiTheme="minorHAnsi" w:cstheme="minorHAnsi"/>
+          <w:color w:val="auto"/>
+          <w:szCs w:val="28"/>
+        </w:rPr>
+        <w:t>Durante o desenvolvimento foram implementadas:</w:t>
+      </w:r>
+    </w:p>
+    <w:p>
+      <w:pPr>
+        <w:numPr>
+          <w:ilvl w:val="0"/>
+          <w:numId w:val="2"/>
+        </w:numPr>
+        <w:spacing w:before="100" w:beforeAutospacing="1" w:after="100" w:afterAutospacing="1" w:line="240" w:lineRule="auto"/>
+        <w:jc w:val="left"/>
+        <w:rPr>
+          <w:rFonts w:asciiTheme="minorHAnsi" w:eastAsia="Times New Roman" w:hAnsiTheme="minorHAnsi" w:cstheme="minorHAnsi"/>
+          <w:color w:val="auto"/>
+          <w:szCs w:val="28"/>
+        </w:rPr>
+      </w:pPr>
+      <w:r>
+        <w:rPr>
+          <w:rFonts w:asciiTheme="minorHAnsi" w:eastAsia="Times New Roman" w:hAnsiTheme="minorHAnsi" w:cstheme="minorHAnsi"/>
+          <w:color w:val="auto"/>
+          <w:szCs w:val="28"/>
+        </w:rPr>
+        <w:t xml:space="preserve">operações CRUD completas; </w:t>
+      </w:r>
+    </w:p>
+    <w:p>
+      <w:pPr>
+        <w:numPr>
+          <w:ilvl w:val="0"/>
+          <w:numId w:val="2"/>
+        </w:numPr>
+        <w:spacing w:before="100" w:beforeAutospacing="1" w:after="100" w:afterAutospacing="1" w:line="240" w:lineRule="auto"/>
+        <w:jc w:val="left"/>
+        <w:rPr>
+          <w:rFonts w:asciiTheme="minorHAnsi" w:eastAsia="Times New Roman" w:hAnsiTheme="minorHAnsi" w:cstheme="minorHAnsi"/>
+          <w:color w:val="auto"/>
+          <w:szCs w:val="28"/>
+        </w:rPr>
+      </w:pPr>
+      <w:r>
+        <w:rPr>
+          <w:rFonts w:asciiTheme="minorHAnsi" w:eastAsia="Times New Roman" w:hAnsiTheme="minorHAnsi" w:cstheme="minorHAnsi"/>
+          <w:color w:val="auto"/>
+          <w:szCs w:val="28"/>
+        </w:rPr>
+        <w:lastRenderedPageBreak/>
+        <w:t xml:space="preserve">consultas e filtros de documentos; </w:t>
+      </w:r>
+    </w:p>
+    <w:p>
+      <w:pPr>
+        <w:numPr>
+          <w:ilvl w:val="0"/>
+          <w:numId w:val="2"/>
+        </w:numPr>
+        <w:spacing w:before="100" w:beforeAutospacing="1" w:after="100" w:afterAutospacing="1" w:line="240" w:lineRule="auto"/>
+        <w:jc w:val="left"/>
+        <w:rPr>
+          <w:rFonts w:asciiTheme="minorHAnsi" w:eastAsia="Times New Roman" w:hAnsiTheme="minorHAnsi" w:cstheme="minorHAnsi"/>
+          <w:color w:val="auto"/>
+          <w:szCs w:val="28"/>
+        </w:rPr>
+      </w:pPr>
+      <w:r>
+        <w:rPr>
+          <w:rFonts w:asciiTheme="minorHAnsi" w:eastAsia="Times New Roman" w:hAnsiTheme="minorHAnsi" w:cstheme="minorHAnsi"/>
+          <w:color w:val="auto"/>
+          <w:szCs w:val="28"/>
+        </w:rPr>
+        <w:t xml:space="preserve">integração entre Python e </w:t>
+      </w:r>
+      <w:proofErr w:type="spellStart"/>
+      <w:r>
+        <w:rPr>
+          <w:rFonts w:asciiTheme="minorHAnsi" w:eastAsia="Times New Roman" w:hAnsiTheme="minorHAnsi" w:cstheme="minorHAnsi"/>
+          <w:color w:val="auto"/>
+          <w:szCs w:val="28"/>
+        </w:rPr>
+        <w:t>MongoDB</w:t>
+      </w:r>
+      <w:proofErr w:type="spellEnd"/>
+      <w:r>
+        <w:rPr>
+          <w:rFonts w:asciiTheme="minorHAnsi" w:eastAsia="Times New Roman" w:hAnsiTheme="minorHAnsi" w:cstheme="minorHAnsi"/>
+          <w:color w:val="auto"/>
+          <w:szCs w:val="28"/>
+        </w:rPr>
+        <w:t xml:space="preserve">; </w:t>
+      </w:r>
+    </w:p>
+    <w:p>
+      <w:pPr>
+        <w:numPr>
+          <w:ilvl w:val="0"/>
+          <w:numId w:val="2"/>
+        </w:numPr>
+        <w:spacing w:before="100" w:beforeAutospacing="1" w:after="100" w:afterAutospacing="1" w:line="240" w:lineRule="auto"/>
+        <w:jc w:val="left"/>
+        <w:rPr>
+          <w:rFonts w:asciiTheme="minorHAnsi" w:eastAsia="Times New Roman" w:hAnsiTheme="minorHAnsi" w:cstheme="minorHAnsi"/>
+          <w:color w:val="auto"/>
+          <w:szCs w:val="28"/>
+        </w:rPr>
+      </w:pPr>
+      <w:r>
+        <w:rPr>
+          <w:rFonts w:asciiTheme="minorHAnsi" w:eastAsia="Times New Roman" w:hAnsiTheme="minorHAnsi" w:cstheme="minorHAnsi"/>
+          <w:color w:val="auto"/>
+          <w:szCs w:val="28"/>
+        </w:rPr>
+        <w:t xml:space="preserve">exportação de </w:t>
+      </w:r>
+      <w:proofErr w:type="spellStart"/>
+      <w:r>
+        <w:rPr>
+          <w:rFonts w:asciiTheme="minorHAnsi" w:eastAsia="Times New Roman" w:hAnsiTheme="minorHAnsi" w:cstheme="minorHAnsi"/>
+          <w:color w:val="auto"/>
+          <w:szCs w:val="28"/>
+        </w:rPr>
+        <w:t>datasets</w:t>
+      </w:r>
+      <w:proofErr w:type="spellEnd"/>
+      <w:r>
+        <w:rPr>
+          <w:rFonts w:asciiTheme="minorHAnsi" w:eastAsia="Times New Roman" w:hAnsiTheme="minorHAnsi" w:cstheme="minorHAnsi"/>
+          <w:color w:val="auto"/>
+          <w:szCs w:val="28"/>
+        </w:rPr>
+        <w:t xml:space="preserve"> JSON</w:t>
+      </w:r>
+      <w:r>
+        <w:rPr>
+          <w:rFonts w:asciiTheme="minorHAnsi" w:eastAsia="Times New Roman" w:hAnsiTheme="minorHAnsi" w:cstheme="minorHAnsi"/>
+          <w:color w:val="auto"/>
+          <w:szCs w:val="28"/>
+        </w:rPr>
+        <w:t xml:space="preserve">, que se encontra dentro do </w:t>
+      </w:r>
+      <w:proofErr w:type="spellStart"/>
+      <w:r>
+        <w:rPr>
+          <w:rFonts w:asciiTheme="minorHAnsi" w:eastAsia="Times New Roman" w:hAnsiTheme="minorHAnsi" w:cstheme="minorHAnsi"/>
+          <w:color w:val="auto"/>
+          <w:szCs w:val="28"/>
+        </w:rPr>
+        <w:t>protojeto</w:t>
+      </w:r>
+      <w:proofErr w:type="spellEnd"/>
+      <w:r>
+        <w:rPr>
+          <w:rFonts w:asciiTheme="minorHAnsi" w:eastAsia="Times New Roman" w:hAnsiTheme="minorHAnsi" w:cstheme="minorHAnsi"/>
+          <w:color w:val="auto"/>
+          <w:szCs w:val="28"/>
+        </w:rPr>
+        <w:t xml:space="preserve"> mongo dentro da pasta DATASET</w:t>
+      </w:r>
+      <w:r>
+        <w:rPr>
+          <w:rFonts w:asciiTheme="minorHAnsi" w:eastAsia="Times New Roman" w:hAnsiTheme="minorHAnsi" w:cstheme="minorHAnsi"/>
+          <w:color w:val="auto"/>
+          <w:szCs w:val="28"/>
+        </w:rPr>
+        <w:t xml:space="preserve">; </w:t>
+      </w:r>
+    </w:p>
+    <w:p>
+      <w:pPr>
+        <w:numPr>
+          <w:ilvl w:val="0"/>
+          <w:numId w:val="2"/>
+        </w:numPr>
+        <w:spacing w:before="100" w:beforeAutospacing="1" w:after="100" w:afterAutospacing="1" w:line="240" w:lineRule="auto"/>
+        <w:jc w:val="left"/>
+        <w:rPr>
+          <w:rFonts w:asciiTheme="minorHAnsi" w:eastAsia="Times New Roman" w:hAnsiTheme="minorHAnsi" w:cstheme="minorHAnsi"/>
+          <w:color w:val="auto"/>
+          <w:szCs w:val="28"/>
+        </w:rPr>
+      </w:pPr>
+      <w:r>
+        <w:rPr>
+          <w:rFonts w:asciiTheme="minorHAnsi" w:eastAsia="Times New Roman" w:hAnsiTheme="minorHAnsi" w:cstheme="minorHAnsi"/>
+          <w:color w:val="auto"/>
+          <w:szCs w:val="28"/>
+        </w:rPr>
+        <w:t xml:space="preserve">estrutura organizada em camadas utilizando </w:t>
+      </w:r>
+      <w:proofErr w:type="spellStart"/>
+      <w:r>
+        <w:rPr>
+          <w:rFonts w:asciiTheme="minorHAnsi" w:eastAsia="Times New Roman" w:hAnsiTheme="minorHAnsi" w:cstheme="minorHAnsi"/>
+          <w:color w:val="auto"/>
+          <w:szCs w:val="28"/>
+        </w:rPr>
+        <w:t>collections</w:t>
+      </w:r>
+      <w:proofErr w:type="spellEnd"/>
+      <w:r>
+        <w:rPr>
+          <w:rFonts w:asciiTheme="minorHAnsi" w:eastAsia="Times New Roman" w:hAnsiTheme="minorHAnsi" w:cstheme="minorHAnsi"/>
+          <w:color w:val="auto"/>
+          <w:szCs w:val="28"/>
+        </w:rPr>
+        <w:t xml:space="preserve"> e arquivos CRUD separados. </w:t>
+      </w:r>
+    </w:p>
+    <w:p>
+      <w:pPr>
+        <w:spacing w:before="100" w:beforeAutospacing="1" w:after="100" w:afterAutospacing="1" w:line="240" w:lineRule="auto"/>
+        <w:ind w:left="0" w:firstLine="0"/>
+        <w:jc w:val="left"/>
+        <w:rPr>
+          <w:rFonts w:asciiTheme="minorHAnsi" w:eastAsia="Times New Roman" w:hAnsiTheme="minorHAnsi" w:cstheme="minorHAnsi"/>
+          <w:color w:val="auto"/>
+          <w:szCs w:val="28"/>
+        </w:rPr>
+      </w:pPr>
+      <w:r>
+        <w:rPr>
+          <w:rFonts w:asciiTheme="minorHAnsi" w:eastAsia="Times New Roman" w:hAnsiTheme="minorHAnsi" w:cstheme="minorHAnsi"/>
+          <w:color w:val="auto"/>
+          <w:szCs w:val="28"/>
+        </w:rPr>
+        <w:t xml:space="preserve">Por fim, o projeto demonstra na prática o funcionamento de um banco de dados </w:t>
+      </w:r>
+      <w:proofErr w:type="spellStart"/>
+      <w:r>
+        <w:rPr>
+          <w:rFonts w:asciiTheme="minorHAnsi" w:eastAsia="Times New Roman" w:hAnsiTheme="minorHAnsi" w:cstheme="minorHAnsi"/>
+          <w:color w:val="auto"/>
+          <w:szCs w:val="28"/>
+        </w:rPr>
+        <w:t>NoSQL</w:t>
+      </w:r>
+      <w:proofErr w:type="spellEnd"/>
+      <w:r>
+        <w:rPr>
+          <w:rFonts w:asciiTheme="minorHAnsi" w:eastAsia="Times New Roman" w:hAnsiTheme="minorHAnsi" w:cstheme="minorHAnsi"/>
+          <w:color w:val="auto"/>
+          <w:szCs w:val="28"/>
+        </w:rPr>
+        <w:t xml:space="preserve"> </w:t>
+      </w:r>
+      <w:proofErr w:type="spellStart"/>
+      <w:r>
+        <w:rPr>
+          <w:rFonts w:asciiTheme="minorHAnsi" w:eastAsia="Times New Roman" w:hAnsiTheme="minorHAnsi" w:cstheme="minorHAnsi"/>
+          <w:color w:val="auto"/>
+          <w:szCs w:val="28"/>
+        </w:rPr>
+        <w:t>MongoDB</w:t>
+      </w:r>
+      <w:proofErr w:type="spellEnd"/>
+      <w:r>
+        <w:rPr>
+          <w:rFonts w:asciiTheme="minorHAnsi" w:eastAsia="Times New Roman" w:hAnsiTheme="minorHAnsi" w:cstheme="minorHAnsi"/>
+          <w:color w:val="auto"/>
+          <w:szCs w:val="28"/>
+        </w:rPr>
+        <w:t xml:space="preserve"> aplicado em um cenário real, atendendo os requisitos solicitados para a Sprint 4 da disciplina </w:t>
+      </w:r>
+      <w:proofErr w:type="spellStart"/>
+      <w:r>
+        <w:rPr>
+          <w:rFonts w:asciiTheme="minorHAnsi" w:eastAsia="Times New Roman" w:hAnsiTheme="minorHAnsi" w:cstheme="minorHAnsi"/>
+          <w:color w:val="auto"/>
+          <w:szCs w:val="28"/>
+        </w:rPr>
+        <w:t>Mastering</w:t>
+      </w:r>
+      <w:proofErr w:type="spellEnd"/>
+      <w:r>
+        <w:rPr>
+          <w:rFonts w:asciiTheme="minorHAnsi" w:eastAsia="Times New Roman" w:hAnsiTheme="minorHAnsi" w:cstheme="minorHAnsi"/>
+          <w:color w:val="auto"/>
+          <w:szCs w:val="28"/>
+        </w:rPr>
+        <w:t xml:space="preserve"> </w:t>
+      </w:r>
+      <w:proofErr w:type="spellStart"/>
+      <w:r>
+        <w:rPr>
+          <w:rFonts w:asciiTheme="minorHAnsi" w:eastAsia="Times New Roman" w:hAnsiTheme="minorHAnsi" w:cstheme="minorHAnsi"/>
+          <w:color w:val="auto"/>
+          <w:szCs w:val="28"/>
+        </w:rPr>
+        <w:t>Relational</w:t>
+      </w:r>
+      <w:proofErr w:type="spellEnd"/>
+      <w:r>
+        <w:rPr>
+          <w:rFonts w:asciiTheme="minorHAnsi" w:eastAsia="Times New Roman" w:hAnsiTheme="minorHAnsi" w:cstheme="minorHAnsi"/>
+          <w:color w:val="auto"/>
+          <w:szCs w:val="28"/>
+        </w:rPr>
+        <w:t xml:space="preserve"> </w:t>
+      </w:r>
+      <w:proofErr w:type="spellStart"/>
+      <w:r>
+        <w:rPr>
+          <w:rFonts w:asciiTheme="minorHAnsi" w:eastAsia="Times New Roman" w:hAnsiTheme="minorHAnsi" w:cstheme="minorHAnsi"/>
+          <w:color w:val="auto"/>
+          <w:szCs w:val="28"/>
+        </w:rPr>
+        <w:t>and</w:t>
+      </w:r>
+      <w:proofErr w:type="spellEnd"/>
+      <w:r>
+        <w:rPr>
+          <w:rFonts w:asciiTheme="minorHAnsi" w:eastAsia="Times New Roman" w:hAnsiTheme="minorHAnsi" w:cstheme="minorHAnsi"/>
+          <w:color w:val="auto"/>
+          <w:szCs w:val="28"/>
+        </w:rPr>
+        <w:t xml:space="preserve"> Non </w:t>
+      </w:r>
+      <w:proofErr w:type="spellStart"/>
+      <w:r>
+        <w:rPr>
+          <w:rFonts w:asciiTheme="minorHAnsi" w:eastAsia="Times New Roman" w:hAnsiTheme="minorHAnsi" w:cstheme="minorHAnsi"/>
+          <w:color w:val="auto"/>
+          <w:szCs w:val="28"/>
+        </w:rPr>
+        <w:t>Relational</w:t>
+      </w:r>
+      <w:proofErr w:type="spellEnd"/>
+      <w:r>
+        <w:rPr>
+          <w:rFonts w:asciiTheme="minorHAnsi" w:eastAsia="Times New Roman" w:hAnsiTheme="minorHAnsi" w:cstheme="minorHAnsi"/>
+          <w:color w:val="auto"/>
+          <w:szCs w:val="28"/>
+        </w:rPr>
+        <w:t xml:space="preserve"> </w:t>
+      </w:r>
+      <w:proofErr w:type="spellStart"/>
+      <w:r>
+        <w:rPr>
+          <w:rFonts w:asciiTheme="minorHAnsi" w:eastAsia="Times New Roman" w:hAnsiTheme="minorHAnsi" w:cstheme="minorHAnsi"/>
+          <w:color w:val="auto"/>
+          <w:szCs w:val="28"/>
+        </w:rPr>
+        <w:t>Database</w:t>
+      </w:r>
+      <w:proofErr w:type="spellEnd"/>
+      <w:r>
+        <w:rPr>
+          <w:rFonts w:asciiTheme="minorHAnsi" w:eastAsia="Times New Roman" w:hAnsiTheme="minorHAnsi" w:cstheme="minorHAnsi"/>
+          <w:color w:val="auto"/>
+          <w:szCs w:val="28"/>
+        </w:rPr>
+        <w:t>.</w:t>
+      </w:r>
+    </w:p>
+    <w:p>
+      <w:pPr>
+        <w:spacing w:after="0" w:line="259" w:lineRule="auto"/>
+        <w:ind w:left="0" w:firstLine="0"/>
+        <w:jc w:val="left"/>
+        <w:rPr>
+          <w:sz w:val="22"/>
+        </w:rPr>
+      </w:pPr>
+    </w:p>
+    <w:p>
+      <w:pPr>
+        <w:spacing w:after="0" w:line="259" w:lineRule="auto"/>
+        <w:ind w:left="0" w:firstLine="0"/>
+        <w:jc w:val="left"/>
+        <w:rPr>
+          <w:sz w:val="22"/>
+        </w:rPr>
+      </w:pPr>
+    </w:p>
+    <w:p>
+      <w:pPr>
+        <w:spacing w:after="0" w:line="259" w:lineRule="auto"/>
+        <w:ind w:left="0" w:firstLine="0"/>
+        <w:jc w:val="left"/>
+        <w:rPr>
+          <w:sz w:val="22"/>
+        </w:rPr>
+      </w:pPr>
+    </w:p>
+    <w:p>
+      <w:pPr>
+        <w:spacing w:after="0" w:line="259" w:lineRule="auto"/>
+        <w:ind w:left="0" w:firstLine="0"/>
+        <w:jc w:val="left"/>
+        <w:rPr>
+          <w:sz w:val="22"/>
+        </w:rPr>
+      </w:pPr>
+    </w:p>
+    <w:p>
+      <w:pPr>
+        <w:spacing w:after="0" w:line="259" w:lineRule="auto"/>
+        <w:ind w:left="0" w:firstLine="0"/>
+        <w:jc w:val="left"/>
+        <w:rPr>
+          <w:sz w:val="22"/>
+        </w:rPr>
+      </w:pPr>
+    </w:p>
+    <w:p>
+      <w:pPr>
+        <w:spacing w:after="0" w:line="259" w:lineRule="auto"/>
+        <w:ind w:left="0" w:firstLine="0"/>
+        <w:jc w:val="left"/>
+        <w:rPr>
+          <w:sz w:val="22"/>
+        </w:rPr>
+      </w:pPr>
+    </w:p>
+    <w:p>
+      <w:pPr>
+        <w:spacing w:after="0" w:line="259" w:lineRule="auto"/>
+        <w:ind w:left="0" w:firstLine="0"/>
+        <w:jc w:val="left"/>
+        <w:rPr>
+          <w:sz w:val="22"/>
+        </w:rPr>
+      </w:pPr>
+    </w:p>
+    <w:p>
+      <w:pPr>
+        <w:spacing w:after="0" w:line="259" w:lineRule="auto"/>
+        <w:ind w:left="0" w:firstLine="0"/>
+        <w:jc w:val="left"/>
+        <w:rPr>
+          <w:sz w:val="22"/>
+        </w:rPr>
+      </w:pPr>
+    </w:p>
+    <w:p>
+      <w:pPr>
+        <w:spacing w:after="0" w:line="259" w:lineRule="auto"/>
+        <w:ind w:left="0" w:firstLine="0"/>
+        <w:jc w:val="left"/>
+        <w:rPr>
+          <w:sz w:val="22"/>
+        </w:rPr>
+      </w:pPr>
+    </w:p>
+    <w:p>
+      <w:pPr>
+        <w:spacing w:after="0" w:line="259" w:lineRule="auto"/>
+        <w:ind w:left="0" w:firstLine="0"/>
+        <w:jc w:val="left"/>
+        <w:rPr>
+          <w:sz w:val="22"/>
+        </w:rPr>
+      </w:pPr>
+    </w:p>
+    <w:p>
+      <w:pPr>
+        <w:spacing w:after="0" w:line="259" w:lineRule="auto"/>
+        <w:ind w:left="0" w:firstLine="0"/>
+        <w:jc w:val="left"/>
+        <w:rPr>
+          <w:sz w:val="22"/>
+        </w:rPr>
+      </w:pPr>
+    </w:p>
+    <w:p>
+      <w:pPr>
+        <w:spacing w:after="0" w:line="259" w:lineRule="auto"/>
+        <w:ind w:left="0" w:firstLine="0"/>
+        <w:jc w:val="left"/>
+        <w:rPr>
+          <w:sz w:val="22"/>
+        </w:rPr>
+      </w:pPr>
+    </w:p>
+    <w:p>
+      <w:pPr>
+        <w:spacing w:after="0" w:line="259" w:lineRule="auto"/>
+        <w:ind w:left="0" w:firstLine="0"/>
+        <w:jc w:val="left"/>
+        <w:rPr>
+          <w:sz w:val="22"/>
+        </w:rPr>
+      </w:pPr>
+    </w:p>
+    <w:p>
+      <w:pPr>
+        <w:spacing w:after="0" w:line="259" w:lineRule="auto"/>
+        <w:ind w:left="0" w:firstLine="0"/>
+        <w:jc w:val="left"/>
+        <w:rPr>
+          <w:sz w:val="22"/>
+        </w:rPr>
+      </w:pPr>
+    </w:p>
+    <w:p>
+      <w:pPr>
+        <w:spacing w:after="0" w:line="259" w:lineRule="auto"/>
+        <w:ind w:left="0" w:firstLine="0"/>
+        <w:jc w:val="left"/>
+      </w:pPr>
     </w:p>
     <w:sectPr>
-      <w:footerReference w:type="even" r:id="rId18"/>
-      <w:footerReference w:type="default" r:id="rId19"/>
-      <w:footerReference w:type="first" r:id="rId20"/>
+      <w:footerReference w:type="even" r:id="rId22"/>
+      <w:footerReference w:type="default" r:id="rId23"/>
+      <w:footerReference w:type="first" r:id="rId24"/>
       <w:pgSz w:w="11906" w:h="16838"/>
       <w:pgMar w:top="1484" w:right="1699" w:bottom="1547" w:left="1702" w:header="720" w:footer="709" w:gutter="0"/>
       <w:cols w:space="720"/>
@@ -4890,6 +6476,315 @@
     </w:p>
   </w:footnote>
 </w:footnotes>
+</file>
+
+<file path=word/numbering.xml><?xml version="1.0" encoding="utf-8"?>
+<w:numbering xmlns:wpc="http://schemas.microsoft.com/office/word/2010/wordprocessingCanvas" xmlns:cx="http://schemas.microsoft.com/office/drawing/2014/chartex" xmlns:cx1="http://schemas.microsoft.com/office/drawing/2015/9/8/chartex" xmlns:cx2="http://schemas.microsoft.com/office/drawing/2015/10/21/chartex" xmlns:cx3="http://schemas.microsoft.com/office/drawing/2016/5/9/chartex" xmlns:cx4="http://schemas.microsoft.com/office/drawing/2016/5/10/chartex" xmlns:cx5="http://schemas.microsoft.com/office/drawing/2016/5/11/chartex" xmlns:cx6="http://schemas.microsoft.com/office/drawing/2016/5/12/chartex" xmlns:cx7="http://schemas.microsoft.com/office/drawing/2016/5/13/chartex" xmlns:cx8="http://schemas.microsoft.com/office/drawing/2016/5/14/chartex" xmlns:mc="http://schemas.openxmlformats.org/markup-compatibility/2006" xmlns:aink="http://schemas.microsoft.com/office/drawing/2016/ink" xmlns:am3d="http://schemas.microsoft.com/office/drawing/2017/model3d" xmlns:o="urn:schemas-microsoft-com:office:office" xmlns:r="http://schemas.openxmlformats.org/officeDocument/2006/relationships" xmlns:m="http://schemas.openxmlformats.org/officeDocument/2006/math" xmlns:v="urn:schemas-microsoft-com:vml" xmlns:wp14="http://schemas.microsoft.com/office/word/2010/wordprocessingDrawing" xmlns:wp="http://schemas.openxmlformats.org/drawingml/2006/wordprocessingDrawing" xmlns:w10="urn:schemas-microsoft-com:office:word" xmlns:w="http://schemas.openxmlformats.org/wordprocessingml/2006/main" xmlns:w14="http://schemas.microsoft.com/office/word/2010/wordml" xmlns:w15="http://schemas.microsoft.com/office/word/2012/wordml" xmlns:w16cex="http://schemas.microsoft.com/office/word/2018/wordml/cex" xmlns:w16cid="http://schemas.microsoft.com/office/word/2016/wordml/cid" xmlns:w16="http://schemas.microsoft.com/office/word/2018/wordml" xmlns:w16sdtdh="http://schemas.microsoft.com/office/word/2020/wordml/sdtdatahash" xmlns:w16se="http://schemas.microsoft.com/office/word/2015/wordml/symex" xmlns:wpg="http://schemas.microsoft.com/office/word/2010/wordprocessingGroup" xmlns:wpi="http://schemas.microsoft.com/office/word/2010/wordprocessingInk" xmlns:wne="http://schemas.microsoft.com/office/word/2006/wordml" xmlns:wps="http://schemas.microsoft.com/office/word/2010/wordprocessingShape" mc:Ignorable="w14 w15 w16se w16cid w16 w16cex w16sdtdh wp14">
+  <w:abstractNum w:abstractNumId="0" w15:restartNumberingAfterBreak="0">
+    <w:nsid w:val="477B7540"/>
+    <w:multiLevelType w:val="multilevel"/>
+    <w:tmpl w:val="CBFE708A"/>
+    <w:lvl w:ilvl="0">
+      <w:start w:val="1"/>
+      <w:numFmt w:val="bullet"/>
+      <w:lvlText w:val=""/>
+      <w:lvlJc w:val="left"/>
+      <w:pPr>
+        <w:tabs>
+          <w:tab w:val="num" w:pos="720"/>
+        </w:tabs>
+        <w:ind w:left="720" w:hanging="360"/>
+      </w:pPr>
+      <w:rPr>
+        <w:rFonts w:ascii="Symbol" w:hAnsi="Symbol" w:hint="default"/>
+        <w:sz w:val="20"/>
+      </w:rPr>
+    </w:lvl>
+    <w:lvl w:ilvl="1" w:tentative="1">
+      <w:start w:val="1"/>
+      <w:numFmt w:val="bullet"/>
+      <w:lvlText w:val="o"/>
+      <w:lvlJc w:val="left"/>
+      <w:pPr>
+        <w:tabs>
+          <w:tab w:val="num" w:pos="1440"/>
+        </w:tabs>
+        <w:ind w:left="1440" w:hanging="360"/>
+      </w:pPr>
+      <w:rPr>
+        <w:rFonts w:ascii="Courier New" w:hAnsi="Courier New" w:hint="default"/>
+        <w:sz w:val="20"/>
+      </w:rPr>
+    </w:lvl>
+    <w:lvl w:ilvl="2" w:tentative="1">
+      <w:start w:val="1"/>
+      <w:numFmt w:val="bullet"/>
+      <w:lvlText w:val=""/>
+      <w:lvlJc w:val="left"/>
+      <w:pPr>
+        <w:tabs>
+          <w:tab w:val="num" w:pos="2160"/>
+        </w:tabs>
+        <w:ind w:left="2160" w:hanging="360"/>
+      </w:pPr>
+      <w:rPr>
+        <w:rFonts w:ascii="Wingdings" w:hAnsi="Wingdings" w:hint="default"/>
+        <w:sz w:val="20"/>
+      </w:rPr>
+    </w:lvl>
+    <w:lvl w:ilvl="3" w:tentative="1">
+      <w:start w:val="1"/>
+      <w:numFmt w:val="bullet"/>
+      <w:lvlText w:val=""/>
+      <w:lvlJc w:val="left"/>
+      <w:pPr>
+        <w:tabs>
+          <w:tab w:val="num" w:pos="2880"/>
+        </w:tabs>
+        <w:ind w:left="2880" w:hanging="360"/>
+      </w:pPr>
+      <w:rPr>
+        <w:rFonts w:ascii="Wingdings" w:hAnsi="Wingdings" w:hint="default"/>
+        <w:sz w:val="20"/>
+      </w:rPr>
+    </w:lvl>
+    <w:lvl w:ilvl="4" w:tentative="1">
+      <w:start w:val="1"/>
+      <w:numFmt w:val="bullet"/>
+      <w:lvlText w:val=""/>
+      <w:lvlJc w:val="left"/>
+      <w:pPr>
+        <w:tabs>
+          <w:tab w:val="num" w:pos="3600"/>
+        </w:tabs>
+        <w:ind w:left="3600" w:hanging="360"/>
+      </w:pPr>
+      <w:rPr>
+        <w:rFonts w:ascii="Wingdings" w:hAnsi="Wingdings" w:hint="default"/>
+        <w:sz w:val="20"/>
+      </w:rPr>
+    </w:lvl>
+    <w:lvl w:ilvl="5" w:tentative="1">
+      <w:start w:val="1"/>
+      <w:numFmt w:val="bullet"/>
+      <w:lvlText w:val=""/>
+      <w:lvlJc w:val="left"/>
+      <w:pPr>
+        <w:tabs>
+          <w:tab w:val="num" w:pos="4320"/>
+        </w:tabs>
+        <w:ind w:left="4320" w:hanging="360"/>
+      </w:pPr>
+      <w:rPr>
+        <w:rFonts w:ascii="Wingdings" w:hAnsi="Wingdings" w:hint="default"/>
+        <w:sz w:val="20"/>
+      </w:rPr>
+    </w:lvl>
+    <w:lvl w:ilvl="6" w:tentative="1">
+      <w:start w:val="1"/>
+      <w:numFmt w:val="bullet"/>
+      <w:lvlText w:val=""/>
+      <w:lvlJc w:val="left"/>
+      <w:pPr>
+        <w:tabs>
+          <w:tab w:val="num" w:pos="5040"/>
+        </w:tabs>
+        <w:ind w:left="5040" w:hanging="360"/>
+      </w:pPr>
+      <w:rPr>
+        <w:rFonts w:ascii="Wingdings" w:hAnsi="Wingdings" w:hint="default"/>
+        <w:sz w:val="20"/>
+      </w:rPr>
+    </w:lvl>
+    <w:lvl w:ilvl="7" w:tentative="1">
+      <w:start w:val="1"/>
+      <w:numFmt w:val="bullet"/>
+      <w:lvlText w:val=""/>
+      <w:lvlJc w:val="left"/>
+      <w:pPr>
+        <w:tabs>
+          <w:tab w:val="num" w:pos="5760"/>
+        </w:tabs>
+        <w:ind w:left="5760" w:hanging="360"/>
+      </w:pPr>
+      <w:rPr>
+        <w:rFonts w:ascii="Wingdings" w:hAnsi="Wingdings" w:hint="default"/>
+        <w:sz w:val="20"/>
+      </w:rPr>
+    </w:lvl>
+    <w:lvl w:ilvl="8" w:tentative="1">
+      <w:start w:val="1"/>
+      <w:numFmt w:val="bullet"/>
+      <w:lvlText w:val=""/>
+      <w:lvlJc w:val="left"/>
+      <w:pPr>
+        <w:tabs>
+          <w:tab w:val="num" w:pos="6480"/>
+        </w:tabs>
+        <w:ind w:left="6480" w:hanging="360"/>
+      </w:pPr>
+      <w:rPr>
+        <w:rFonts w:ascii="Wingdings" w:hAnsi="Wingdings" w:hint="default"/>
+        <w:sz w:val="20"/>
+      </w:rPr>
+    </w:lvl>
+  </w:abstractNum>
+  <w:abstractNum w:abstractNumId="1" w15:restartNumberingAfterBreak="0">
+    <w:nsid w:val="74B04DC6"/>
+    <w:multiLevelType w:val="multilevel"/>
+    <w:tmpl w:val="DEC6D38A"/>
+    <w:lvl w:ilvl="0">
+      <w:start w:val="1"/>
+      <w:numFmt w:val="bullet"/>
+      <w:lvlText w:val=""/>
+      <w:lvlJc w:val="left"/>
+      <w:pPr>
+        <w:tabs>
+          <w:tab w:val="num" w:pos="720"/>
+        </w:tabs>
+        <w:ind w:left="720" w:hanging="360"/>
+      </w:pPr>
+      <w:rPr>
+        <w:rFonts w:ascii="Symbol" w:hAnsi="Symbol" w:hint="default"/>
+        <w:sz w:val="20"/>
+      </w:rPr>
+    </w:lvl>
+    <w:lvl w:ilvl="1" w:tentative="1">
+      <w:start w:val="1"/>
+      <w:numFmt w:val="bullet"/>
+      <w:lvlText w:val="o"/>
+      <w:lvlJc w:val="left"/>
+      <w:pPr>
+        <w:tabs>
+          <w:tab w:val="num" w:pos="1440"/>
+        </w:tabs>
+        <w:ind w:left="1440" w:hanging="360"/>
+      </w:pPr>
+      <w:rPr>
+        <w:rFonts w:ascii="Courier New" w:hAnsi="Courier New" w:hint="default"/>
+        <w:sz w:val="20"/>
+      </w:rPr>
+    </w:lvl>
+    <w:lvl w:ilvl="2" w:tentative="1">
+      <w:start w:val="1"/>
+      <w:numFmt w:val="bullet"/>
+      <w:lvlText w:val=""/>
+      <w:lvlJc w:val="left"/>
+      <w:pPr>
+        <w:tabs>
+          <w:tab w:val="num" w:pos="2160"/>
+        </w:tabs>
+        <w:ind w:left="2160" w:hanging="360"/>
+      </w:pPr>
+      <w:rPr>
+        <w:rFonts w:ascii="Wingdings" w:hAnsi="Wingdings" w:hint="default"/>
+        <w:sz w:val="20"/>
+      </w:rPr>
+    </w:lvl>
+    <w:lvl w:ilvl="3" w:tentative="1">
+      <w:start w:val="1"/>
+      <w:numFmt w:val="bullet"/>
+      <w:lvlText w:val=""/>
+      <w:lvlJc w:val="left"/>
+      <w:pPr>
+        <w:tabs>
+          <w:tab w:val="num" w:pos="2880"/>
+        </w:tabs>
+        <w:ind w:left="2880" w:hanging="360"/>
+      </w:pPr>
+      <w:rPr>
+        <w:rFonts w:ascii="Wingdings" w:hAnsi="Wingdings" w:hint="default"/>
+        <w:sz w:val="20"/>
+      </w:rPr>
+    </w:lvl>
+    <w:lvl w:ilvl="4" w:tentative="1">
+      <w:start w:val="1"/>
+      <w:numFmt w:val="bullet"/>
+      <w:lvlText w:val=""/>
+      <w:lvlJc w:val="left"/>
+      <w:pPr>
+        <w:tabs>
+          <w:tab w:val="num" w:pos="3600"/>
+        </w:tabs>
+        <w:ind w:left="3600" w:hanging="360"/>
+      </w:pPr>
+      <w:rPr>
+        <w:rFonts w:ascii="Wingdings" w:hAnsi="Wingdings" w:hint="default"/>
+        <w:sz w:val="20"/>
+      </w:rPr>
+    </w:lvl>
+    <w:lvl w:ilvl="5" w:tentative="1">
+      <w:start w:val="1"/>
+      <w:numFmt w:val="bullet"/>
+      <w:lvlText w:val=""/>
+      <w:lvlJc w:val="left"/>
+      <w:pPr>
+        <w:tabs>
+          <w:tab w:val="num" w:pos="4320"/>
+        </w:tabs>
+        <w:ind w:left="4320" w:hanging="360"/>
+      </w:pPr>
+      <w:rPr>
+        <w:rFonts w:ascii="Wingdings" w:hAnsi="Wingdings" w:hint="default"/>
+        <w:sz w:val="20"/>
+      </w:rPr>
+    </w:lvl>
+    <w:lvl w:ilvl="6" w:tentative="1">
+      <w:start w:val="1"/>
+      <w:numFmt w:val="bullet"/>
+      <w:lvlText w:val=""/>
+      <w:lvlJc w:val="left"/>
+      <w:pPr>
+        <w:tabs>
+          <w:tab w:val="num" w:pos="5040"/>
+        </w:tabs>
+        <w:ind w:left="5040" w:hanging="360"/>
+      </w:pPr>
+      <w:rPr>
+        <w:rFonts w:ascii="Wingdings" w:hAnsi="Wingdings" w:hint="default"/>
+        <w:sz w:val="20"/>
+      </w:rPr>
+    </w:lvl>
+    <w:lvl w:ilvl="7" w:tentative="1">
+      <w:start w:val="1"/>
+      <w:numFmt w:val="bullet"/>
+      <w:lvlText w:val=""/>
+      <w:lvlJc w:val="left"/>
+      <w:pPr>
+        <w:tabs>
+          <w:tab w:val="num" w:pos="5760"/>
+        </w:tabs>
+        <w:ind w:left="5760" w:hanging="360"/>
+      </w:pPr>
+      <w:rPr>
+        <w:rFonts w:ascii="Wingdings" w:hAnsi="Wingdings" w:hint="default"/>
+        <w:sz w:val="20"/>
+      </w:rPr>
+    </w:lvl>
+    <w:lvl w:ilvl="8" w:tentative="1">
+      <w:start w:val="1"/>
+      <w:numFmt w:val="bullet"/>
+      <w:lvlText w:val=""/>
+      <w:lvlJc w:val="left"/>
+      <w:pPr>
+        <w:tabs>
+          <w:tab w:val="num" w:pos="6480"/>
+        </w:tabs>
+        <w:ind w:left="6480" w:hanging="360"/>
+      </w:pPr>
+      <w:rPr>
+        <w:rFonts w:ascii="Wingdings" w:hAnsi="Wingdings" w:hint="default"/>
+        <w:sz w:val="20"/>
+      </w:rPr>
+    </w:lvl>
+  </w:abstractNum>
+  <w:num w:numId="1">
+    <w:abstractNumId w:val="0"/>
+  </w:num>
+  <w:num w:numId="2">
+    <w:abstractNumId w:val="1"/>
+  </w:num>
+</w:numbering>
 </file>
 
 <file path=word/styles.xml><?xml version="1.0" encoding="utf-8"?>
@@ -5404,6 +7299,48 @@
       </w:tblCellMar>
     </w:tblPr>
   </w:style>
+  <w:style w:type="paragraph" w:styleId="NormalWeb">
+    <w:name w:val="Normal (Web)"/>
+    <w:basedOn w:val="Normal"/>
+    <w:uiPriority w:val="99"/>
+    <w:semiHidden/>
+    <w:unhideWhenUsed/>
+    <w:rsid w:val="00BD469D"/>
+    <w:pPr>
+      <w:spacing w:before="100" w:beforeAutospacing="1" w:after="100" w:afterAutospacing="1" w:line="240" w:lineRule="auto"/>
+      <w:ind w:left="0" w:firstLine="0"/>
+      <w:jc w:val="left"/>
+    </w:pPr>
+    <w:rPr>
+      <w:rFonts w:ascii="Times New Roman" w:eastAsia="Times New Roman" w:hAnsi="Times New Roman" w:cs="Times New Roman"/>
+      <w:color w:val="auto"/>
+      <w:sz w:val="24"/>
+      <w:szCs w:val="24"/>
+    </w:rPr>
+  </w:style>
+  <w:style w:type="character" w:styleId="Hyperlink">
+    <w:name w:val="Hyperlink"/>
+    <w:basedOn w:val="Fontepargpadro"/>
+    <w:uiPriority w:val="99"/>
+    <w:unhideWhenUsed/>
+    <w:rsid w:val="00E2447D"/>
+    <w:rPr>
+      <w:color w:val="0563C1" w:themeColor="hyperlink"/>
+      <w:u w:val="single"/>
+    </w:rPr>
+  </w:style>
+  <w:style w:type="character" w:styleId="MenoPendente">
+    <w:name w:val="Unresolved Mention"/>
+    <w:basedOn w:val="Fontepargpadro"/>
+    <w:uiPriority w:val="99"/>
+    <w:semiHidden/>
+    <w:unhideWhenUsed/>
+    <w:rsid w:val="00E2447D"/>
+    <w:rPr>
+      <w:color w:val="605E5C"/>
+      <w:shd w:val="clear" w:color="auto" w:fill="E1DFDD"/>
+    </w:rPr>
+  </w:style>
 </w:styles>
 </file>
 

--- a/FIAP - CHALLENGE ORACLE BD.docx
+++ b/FIAP - CHALLENGE ORACLE BD.docx
@@ -4549,14 +4549,21 @@
           <w:bCs/>
           <w:sz w:val="22"/>
         </w:rPr>
-        <w:t>VIDEO 3:</w:t>
+        <w:t xml:space="preserve">VIDEO </w:t>
       </w:r>
       <w:r>
         <w:rPr>
           <w:bCs/>
           <w:sz w:val="22"/>
         </w:rPr>
-        <w:t xml:space="preserve"> </w:t>
+        <w:t>SPRINT 4</w:t>
+      </w:r>
+      <w:r>
+        <w:rPr>
+          <w:bCs/>
+          <w:sz w:val="22"/>
+        </w:rPr>
+        <w:t xml:space="preserve">: </w:t>
       </w:r>
       <w:hyperlink r:id="rId15" w:history="1">
         <w:r>
@@ -4565,7 +4572,7 @@
             <w:bCs/>
             <w:sz w:val="22"/>
           </w:rPr>
-          <w:t>https://youtu.be/W8uHCkuy1OI</w:t>
+          <w:t>https://youtu.be/zt0K5wkp2B8</w:t>
         </w:r>
       </w:hyperlink>
     </w:p>
@@ -4582,7 +4589,19 @@
         <w:rPr>
           <w:sz w:val="22"/>
         </w:rPr>
-        <w:t>VIDEO 4:</w:t>
+        <w:t>VIDEO</w:t>
+      </w:r>
+      <w:r>
+        <w:rPr>
+          <w:sz w:val="22"/>
+        </w:rPr>
+        <w:t xml:space="preserve"> SPRINT</w:t>
+      </w:r>
+      <w:r>
+        <w:rPr>
+          <w:sz w:val="22"/>
+        </w:rPr>
+        <w:t xml:space="preserve"> 4:</w:t>
       </w:r>
       <w:r>
         <w:rPr>
@@ -4596,7 +4615,7 @@
             <w:rStyle w:val="Hyperlink"/>
             <w:sz w:val="22"/>
           </w:rPr>
-          <w:t>https://youtu.be/Jzh5sMX-2CQ</w:t>
+          <w:t>https://youtube.com/shorts/cjX8kMUFh6s</w:t>
         </w:r>
       </w:hyperlink>
     </w:p>
